--- a/memoria/E1_memoria.docx
+++ b/memoria/E1_memoria.docx
@@ -7,48 +7,105 @@
         <w:pStyle w:val="Ttulo1"/>
       </w:pPr>
       <w:r>
+        <w:t xml:space="preserve">E1-MEMORIA HECHO POR: DIEGO DE ANDRÉS CASANOVA Y </w:t>
+      </w:r>
+      <w:r>
+        <w:t>FRANCISCO JIMENO FERNANDEZ GRUPO 13</w:t>
+      </w:r>
+    </w:p>
+    <w:p>
+      <w:pPr>
+        <w:pStyle w:val="Ttulo1"/>
+      </w:pPr>
+    </w:p>
+    <w:p>
+      <w:pPr>
+        <w:pStyle w:val="Ttulo1"/>
+      </w:pPr>
+    </w:p>
+    <w:p>
+      <w:pPr>
+        <w:pStyle w:val="Ttulo1"/>
+      </w:pPr>
+    </w:p>
+    <w:p>
+      <w:pPr>
+        <w:pStyle w:val="Ttulo1"/>
+      </w:pPr>
+    </w:p>
+    <w:p>
+      <w:pPr>
+        <w:pStyle w:val="Ttulo1"/>
+      </w:pPr>
+    </w:p>
+    <w:p>
+      <w:pPr>
+        <w:pStyle w:val="Ttulo1"/>
+      </w:pPr>
+    </w:p>
+    <w:p>
+      <w:pPr>
+        <w:pStyle w:val="Ttulo1"/>
+      </w:pPr>
+    </w:p>
+    <w:p>
+      <w:pPr>
+        <w:pStyle w:val="Ttulo1"/>
+      </w:pPr>
+    </w:p>
+    <w:p>
+      <w:pPr>
+        <w:pStyle w:val="Ttulo1"/>
+      </w:pPr>
+    </w:p>
+    <w:p>
+      <w:pPr>
+        <w:pStyle w:val="Ttulo1"/>
+      </w:pPr>
+    </w:p>
+    <w:p>
+      <w:pPr>
+        <w:pStyle w:val="Ttulo1"/>
+      </w:pPr>
+    </w:p>
+    <w:p>
+      <w:pPr>
+        <w:pStyle w:val="Ttulo1"/>
+      </w:pPr>
+    </w:p>
+    <w:p>
+      <w:pPr>
+        <w:pStyle w:val="Ttulo1"/>
+      </w:pPr>
+    </w:p>
+    <w:p>
+      <w:pPr>
+        <w:pStyle w:val="Ttulo1"/>
+      </w:pPr>
+    </w:p>
+    <w:p>
+      <w:pPr>
+        <w:pStyle w:val="Ttulo1"/>
+      </w:pPr>
+      <w:r>
+        <w:lastRenderedPageBreak/>
         <w:t xml:space="preserve">1. </w:t>
       </w:r>
-      <w:proofErr w:type="spellStart"/>
       <w:r>
-        <w:t>Verificación</w:t>
-      </w:r>
-      <w:proofErr w:type="spellEnd"/>
-      <w:r>
-        <w:t xml:space="preserve"> del </w:t>
-      </w:r>
-      <w:proofErr w:type="spellStart"/>
-      <w:r>
-        <w:t>mapa</w:t>
-      </w:r>
-      <w:proofErr w:type="spellEnd"/>
-      <w:r>
-        <w:t xml:space="preserve"> (3 </w:t>
-      </w:r>
-      <w:proofErr w:type="spellStart"/>
-      <w:r>
-        <w:t>celdas</w:t>
-      </w:r>
-      <w:proofErr w:type="spellEnd"/>
-      <w:r>
-        <w:t xml:space="preserve"> + zona </w:t>
-      </w:r>
-      <w:proofErr w:type="spellStart"/>
-      <w:r>
-        <w:t>peligrosa</w:t>
-      </w:r>
-      <w:proofErr w:type="spellEnd"/>
-      <w:r>
-        <w:t>)</w:t>
+        <w:t>Verificación del mapa (3 celdas + zona peligrosa)</w:t>
       </w:r>
     </w:p>
     <w:p/>
     <w:p>
       <w:r>
+        <w:rPr>
+          <w:noProof/>
+          <w:u w:val="single"/>
+        </w:rPr>
         <w:drawing>
-          <wp:inline distT="0" distB="0" distL="0" distR="0" wp14:anchorId="1D95CD6F" wp14:editId="07E1CEC0">
-            <wp:extent cx="4798714" cy="7040880"/>
-            <wp:effectExtent l="0" t="0" r="1905" b="7620"/>
+          <wp:inline distT="0" distB="0" distL="0" distR="0" wp14:anchorId="1D95CD6F" wp14:editId="7F2D5074">
+            <wp:extent cx="4102797" cy="6019800"/>
+            <wp:effectExtent l="0" t="0" r="0" b="0"/>
             <wp:docPr id="1277223111" name="Imagen 1"/>
             <wp:cNvGraphicFramePr>
               <a:graphicFrameLocks xmlns:a="http://schemas.openxmlformats.org/drawingml/2006/main" noChangeAspect="1"/>
@@ -69,7 +126,7 @@
                   <pic:spPr>
                     <a:xfrm>
                       <a:off x="0" y="0"/>
-                      <a:ext cx="4804232" cy="7048976"/>
+                      <a:ext cx="4149997" cy="6089053"/>
                     </a:xfrm>
                     <a:prstGeom prst="rect">
                       <a:avLst/>
@@ -89,7 +146,6 @@
         <w:rPr>
           <w:noProof/>
         </w:rPr>
-        <w:lastRenderedPageBreak/>
         <mc:AlternateContent>
           <mc:Choice Requires="wps">
             <w:drawing>
@@ -163,6 +219,7 @@
         <w:rPr>
           <w:noProof/>
         </w:rPr>
+        <w:lastRenderedPageBreak/>
         <w:drawing>
           <wp:inline distT="0" distB="0" distL="0" distR="0" wp14:anchorId="790EE971" wp14:editId="76446AA5">
             <wp:extent cx="5770008" cy="1315720"/>
@@ -223,19 +280,9 @@
       <w:r>
         <w:t xml:space="preserve"> </w:t>
       </w:r>
-      <w:proofErr w:type="spellStart"/>
       <w:r>
-        <w:t>Formulación</w:t>
+        <w:t>Formulación del problema</w:t>
       </w:r>
-      <w:proofErr w:type="spellEnd"/>
-      <w:r>
-        <w:t xml:space="preserve"> del </w:t>
-      </w:r>
-      <w:proofErr w:type="spellStart"/>
-      <w:r>
-        <w:t>problema</w:t>
-      </w:r>
-      <w:proofErr w:type="spellEnd"/>
     </w:p>
     <w:p>
       <w:r>
@@ -243,87 +290,7 @@
           <w:b/>
           <w:bCs/>
         </w:rPr>
-        <w:t>-Estado ¿</w:t>
-      </w:r>
-      <w:proofErr w:type="spellStart"/>
-      <w:r>
-        <w:rPr>
-          <w:b/>
-          <w:bCs/>
-        </w:rPr>
-        <w:t>Cómo</w:t>
-      </w:r>
-      <w:proofErr w:type="spellEnd"/>
-      <w:r>
-        <w:rPr>
-          <w:b/>
-          <w:bCs/>
-        </w:rPr>
-        <w:t xml:space="preserve"> </w:t>
-      </w:r>
-      <w:proofErr w:type="spellStart"/>
-      <w:r>
-        <w:rPr>
-          <w:b/>
-          <w:bCs/>
-        </w:rPr>
-        <w:t>representáis</w:t>
-      </w:r>
-      <w:proofErr w:type="spellEnd"/>
-      <w:r>
-        <w:rPr>
-          <w:b/>
-          <w:bCs/>
-        </w:rPr>
-        <w:t xml:space="preserve"> </w:t>
-      </w:r>
-      <w:proofErr w:type="spellStart"/>
-      <w:r>
-        <w:rPr>
-          <w:b/>
-          <w:bCs/>
-        </w:rPr>
-        <w:t>una</w:t>
-      </w:r>
-      <w:proofErr w:type="spellEnd"/>
-      <w:r>
-        <w:rPr>
-          <w:b/>
-          <w:bCs/>
-        </w:rPr>
-        <w:t xml:space="preserve"> </w:t>
-      </w:r>
-      <w:proofErr w:type="spellStart"/>
-      <w:r>
-        <w:rPr>
-          <w:b/>
-          <w:bCs/>
-        </w:rPr>
-        <w:t>posición</w:t>
-      </w:r>
-      <w:proofErr w:type="spellEnd"/>
-      <w:r>
-        <w:rPr>
-          <w:b/>
-          <w:bCs/>
-        </w:rPr>
-        <w:t xml:space="preserve"> </w:t>
-      </w:r>
-      <w:proofErr w:type="spellStart"/>
-      <w:r>
-        <w:rPr>
-          <w:b/>
-          <w:bCs/>
-        </w:rPr>
-        <w:t>en</w:t>
-      </w:r>
-      <w:proofErr w:type="spellEnd"/>
-      <w:r>
-        <w:rPr>
-          <w:b/>
-          <w:bCs/>
-        </w:rPr>
-        <w:t xml:space="preserve"> el mapa?</w:t>
+        <w:t>-Estado ¿Cómo representáis una posición en el mapa?</w:t>
       </w:r>
       <w:r>
         <w:rPr>
@@ -332,58 +299,11 @@
         </w:rPr>
         <w:t xml:space="preserve">                                                                                                       </w:t>
       </w:r>
-      <w:proofErr w:type="spellStart"/>
       <w:r>
-        <w:t>Usamos</w:t>
-      </w:r>
-      <w:proofErr w:type="spellEnd"/>
-      <w:r>
-        <w:t xml:space="preserve"> un par </w:t>
-      </w:r>
-      <w:proofErr w:type="spellStart"/>
-      <w:r>
-        <w:t>ordenado</w:t>
-      </w:r>
-      <w:proofErr w:type="spellEnd"/>
-      <w:r>
-        <w:t xml:space="preserve"> </w:t>
-      </w:r>
-      <w:proofErr w:type="spellStart"/>
-      <w:r>
-        <w:t>que</w:t>
-      </w:r>
-      <w:proofErr w:type="spellEnd"/>
-      <w:r>
-        <w:t xml:space="preserve"> </w:t>
-      </w:r>
-      <w:proofErr w:type="spellStart"/>
-      <w:r>
-        <w:t>representa</w:t>
-      </w:r>
-      <w:proofErr w:type="spellEnd"/>
-      <w:r>
-        <w:t xml:space="preserve"> la </w:t>
-      </w:r>
-      <w:proofErr w:type="spellStart"/>
-      <w:r>
-        <w:t>posición</w:t>
-      </w:r>
-      <w:proofErr w:type="spellEnd"/>
-      <w:r>
-        <w:t xml:space="preserve"> del bot.</w:t>
+        <w:t>Usamos un par ordenado que representa la posición del bot.</w:t>
       </w:r>
       <w:r>
-        <w:t xml:space="preserve"> (</w:t>
-      </w:r>
-      <w:proofErr w:type="spellStart"/>
-      <w:proofErr w:type="gramStart"/>
-      <w:r>
-        <w:t>x,y</w:t>
-      </w:r>
-      <w:proofErr w:type="spellEnd"/>
-      <w:proofErr w:type="gramEnd"/>
-      <w:r>
-        <w:t>)</w:t>
+        <w:t xml:space="preserve"> (x,y)</w:t>
       </w:r>
     </w:p>
     <w:p>
@@ -399,71 +319,7 @@
           <w:b/>
           <w:bCs/>
         </w:rPr>
-        <w:t xml:space="preserve">Estado </w:t>
-      </w:r>
-      <w:proofErr w:type="spellStart"/>
-      <w:r>
-        <w:rPr>
-          <w:b/>
-          <w:bCs/>
-        </w:rPr>
-        <w:t>inicial</w:t>
-      </w:r>
-      <w:proofErr w:type="spellEnd"/>
-      <w:r>
-        <w:rPr>
-          <w:b/>
-          <w:bCs/>
-        </w:rPr>
-        <w:t xml:space="preserve"> ¿</w:t>
-      </w:r>
-      <w:proofErr w:type="spellStart"/>
-      <w:r>
-        <w:rPr>
-          <w:b/>
-          <w:bCs/>
-        </w:rPr>
-        <w:t>Dónde</w:t>
-      </w:r>
-      <w:proofErr w:type="spellEnd"/>
-      <w:r>
-        <w:rPr>
-          <w:b/>
-          <w:bCs/>
-        </w:rPr>
-        <w:t xml:space="preserve"> </w:t>
-      </w:r>
-      <w:proofErr w:type="spellStart"/>
-      <w:r>
-        <w:rPr>
-          <w:b/>
-          <w:bCs/>
-        </w:rPr>
-        <w:t>empieza</w:t>
-      </w:r>
-      <w:proofErr w:type="spellEnd"/>
-      <w:r>
-        <w:rPr>
-          <w:b/>
-          <w:bCs/>
-        </w:rPr>
-        <w:t xml:space="preserve"> la </w:t>
-      </w:r>
-      <w:proofErr w:type="spellStart"/>
-      <w:r>
-        <w:rPr>
-          <w:b/>
-          <w:bCs/>
-        </w:rPr>
-        <w:t>búsqueda</w:t>
-      </w:r>
-      <w:proofErr w:type="spellEnd"/>
-      <w:r>
-        <w:rPr>
-          <w:b/>
-          <w:bCs/>
-        </w:rPr>
-        <w:t>?</w:t>
+        <w:t>Estado inicial ¿Dónde empieza la búsqueda?</w:t>
       </w:r>
       <w:r>
         <w:rPr>
@@ -495,71 +351,7 @@
           <w:b/>
           <w:bCs/>
         </w:rPr>
-        <w:t>Acciones ¿</w:t>
-      </w:r>
-      <w:proofErr w:type="spellStart"/>
-      <w:r>
-        <w:rPr>
-          <w:b/>
-          <w:bCs/>
-        </w:rPr>
-        <w:t>Cuáles</w:t>
-      </w:r>
-      <w:proofErr w:type="spellEnd"/>
-      <w:r>
-        <w:rPr>
-          <w:b/>
-          <w:bCs/>
-        </w:rPr>
-        <w:t xml:space="preserve"> son </w:t>
-      </w:r>
-      <w:proofErr w:type="spellStart"/>
-      <w:r>
-        <w:rPr>
-          <w:b/>
-          <w:bCs/>
-        </w:rPr>
-        <w:t>los</w:t>
-      </w:r>
-      <w:proofErr w:type="spellEnd"/>
-      <w:r>
-        <w:rPr>
-          <w:b/>
-          <w:bCs/>
-        </w:rPr>
-        <w:t xml:space="preserve"> </w:t>
-      </w:r>
-      <w:proofErr w:type="spellStart"/>
-      <w:r>
-        <w:rPr>
-          <w:b/>
-          <w:bCs/>
-        </w:rPr>
-        <w:t>movimientos</w:t>
-      </w:r>
-      <w:proofErr w:type="spellEnd"/>
-      <w:r>
-        <w:rPr>
-          <w:b/>
-          <w:bCs/>
-        </w:rPr>
-        <w:t xml:space="preserve"> </w:t>
-      </w:r>
-      <w:proofErr w:type="spellStart"/>
-      <w:r>
-        <w:rPr>
-          <w:b/>
-          <w:bCs/>
-        </w:rPr>
-        <w:t>posibles</w:t>
-      </w:r>
-      <w:proofErr w:type="spellEnd"/>
-      <w:r>
-        <w:rPr>
-          <w:b/>
-          <w:bCs/>
-        </w:rPr>
-        <w:t xml:space="preserve"> del bot?</w:t>
+        <w:t>Acciones ¿Cuáles son los movimientos posibles del bot?</w:t>
       </w:r>
       <w:r>
         <w:rPr>
@@ -569,90 +361,13 @@
         <w:t xml:space="preserve">                                                                                                           </w:t>
       </w:r>
       <w:r>
-        <w:t xml:space="preserve">En </w:t>
-      </w:r>
-      <w:proofErr w:type="spellStart"/>
-      <w:r>
-        <w:t>cualquier</w:t>
-      </w:r>
-      <w:proofErr w:type="spellEnd"/>
-      <w:r>
-        <w:t xml:space="preserve"> </w:t>
-      </w:r>
-      <w:proofErr w:type="spellStart"/>
-      <w:r>
-        <w:t>dirección</w:t>
-      </w:r>
-      <w:proofErr w:type="spellEnd"/>
-      <w:r>
-        <w:t xml:space="preserve"> </w:t>
+        <w:t xml:space="preserve">En cualquier dirección </w:t>
       </w:r>
       <w:r>
-        <w:t xml:space="preserve">de manera </w:t>
+        <w:t xml:space="preserve">de manera ortogonal </w:t>
       </w:r>
-      <w:proofErr w:type="spellStart"/>
       <w:r>
-        <w:t>ortogonal</w:t>
-      </w:r>
-      <w:proofErr w:type="spellEnd"/>
-      <w:r>
-        <w:t xml:space="preserve"> </w:t>
-      </w:r>
-      <w:proofErr w:type="spellStart"/>
-      <w:r>
-        <w:t>mientras</w:t>
-      </w:r>
-      <w:proofErr w:type="spellEnd"/>
-      <w:r>
-        <w:t xml:space="preserve"> sea </w:t>
-      </w:r>
-      <w:proofErr w:type="spellStart"/>
-      <w:r>
-        <w:t>una</w:t>
-      </w:r>
-      <w:proofErr w:type="spellEnd"/>
-      <w:r>
-        <w:t xml:space="preserve"> </w:t>
-      </w:r>
-      <w:proofErr w:type="spellStart"/>
-      <w:r>
-        <w:t>celda</w:t>
-      </w:r>
-      <w:proofErr w:type="spellEnd"/>
-      <w:r>
-        <w:t xml:space="preserve"> </w:t>
-      </w:r>
-      <w:proofErr w:type="spellStart"/>
-      <w:r>
-        <w:t>adyacente</w:t>
-      </w:r>
-      <w:proofErr w:type="spellEnd"/>
-      <w:r>
-        <w:t xml:space="preserve"> y no </w:t>
-      </w:r>
-      <w:proofErr w:type="spellStart"/>
-      <w:r>
-        <w:t>salga</w:t>
-      </w:r>
-      <w:proofErr w:type="spellEnd"/>
-      <w:r>
-        <w:t xml:space="preserve"> de </w:t>
-      </w:r>
-      <w:proofErr w:type="spellStart"/>
-      <w:r>
-        <w:t>los</w:t>
-      </w:r>
-      <w:proofErr w:type="spellEnd"/>
-      <w:r>
-        <w:t xml:space="preserve"> </w:t>
-      </w:r>
-      <w:proofErr w:type="spellStart"/>
-      <w:r>
-        <w:t>límites</w:t>
-      </w:r>
-      <w:proofErr w:type="spellEnd"/>
-      <w:r>
-        <w:t xml:space="preserve"> de la arena</w:t>
+        <w:t>mientras sea una celda adyacente y no salga de los límites de la arena</w:t>
       </w:r>
       <w:r>
         <w:t>.</w:t>
@@ -666,85 +381,12 @@
         </w:rPr>
         <w:t>-</w:t>
       </w:r>
-      <w:proofErr w:type="spellStart"/>
       <w:r>
         <w:rPr>
           <w:b/>
           <w:bCs/>
         </w:rPr>
-        <w:t>Prueba</w:t>
-      </w:r>
-      <w:proofErr w:type="spellEnd"/>
-      <w:r>
-        <w:rPr>
-          <w:b/>
-          <w:bCs/>
-        </w:rPr>
-        <w:t xml:space="preserve"> de </w:t>
-      </w:r>
-      <w:proofErr w:type="spellStart"/>
-      <w:r>
-        <w:rPr>
-          <w:b/>
-          <w:bCs/>
-        </w:rPr>
-        <w:t>objetivo</w:t>
-      </w:r>
-      <w:proofErr w:type="spellEnd"/>
-      <w:r>
-        <w:rPr>
-          <w:b/>
-          <w:bCs/>
-        </w:rPr>
-        <w:t xml:space="preserve"> ¿</w:t>
-      </w:r>
-      <w:proofErr w:type="spellStart"/>
-      <w:r>
-        <w:rPr>
-          <w:b/>
-          <w:bCs/>
-        </w:rPr>
-        <w:t>Cuándo</w:t>
-      </w:r>
-      <w:proofErr w:type="spellEnd"/>
-      <w:r>
-        <w:rPr>
-          <w:b/>
-          <w:bCs/>
-        </w:rPr>
-        <w:t xml:space="preserve"> ha </w:t>
-      </w:r>
-      <w:proofErr w:type="spellStart"/>
-      <w:r>
-        <w:rPr>
-          <w:b/>
-          <w:bCs/>
-        </w:rPr>
-        <w:t>llegado</w:t>
-      </w:r>
-      <w:proofErr w:type="spellEnd"/>
-      <w:r>
-        <w:rPr>
-          <w:b/>
-          <w:bCs/>
-        </w:rPr>
-        <w:t xml:space="preserve"> el bot al </w:t>
-      </w:r>
-      <w:proofErr w:type="spellStart"/>
-      <w:r>
-        <w:rPr>
-          <w:b/>
-          <w:bCs/>
-        </w:rPr>
-        <w:t>refugio</w:t>
-      </w:r>
-      <w:proofErr w:type="spellEnd"/>
-      <w:r>
-        <w:rPr>
-          <w:b/>
-          <w:bCs/>
-        </w:rPr>
-        <w:t>?</w:t>
+        <w:t>Prueba de objetivo ¿Cuándo ha llegado el bot al refugio?</w:t>
       </w:r>
       <w:r>
         <w:rPr>
@@ -754,63 +396,10 @@
         <w:t xml:space="preserve">                                                                                                     </w:t>
       </w:r>
       <w:r>
-        <w:t xml:space="preserve">Se </w:t>
-      </w:r>
-      <w:proofErr w:type="spellStart"/>
-      <w:r>
-        <w:t>cumple</w:t>
-      </w:r>
-      <w:proofErr w:type="spellEnd"/>
-      <w:r>
-        <w:t xml:space="preserve"> </w:t>
-      </w:r>
-      <w:proofErr w:type="spellStart"/>
-      <w:r>
-        <w:t>cuando</w:t>
-      </w:r>
-      <w:proofErr w:type="spellEnd"/>
-      <w:r>
-        <w:t xml:space="preserve"> </w:t>
+        <w:t xml:space="preserve">Se cumple cuando </w:t>
       </w:r>
       <w:r>
-        <w:t xml:space="preserve">las </w:t>
-      </w:r>
-      <w:proofErr w:type="spellStart"/>
-      <w:r>
-        <w:t>coordenadas</w:t>
-      </w:r>
-      <w:proofErr w:type="spellEnd"/>
-      <w:r>
-        <w:t xml:space="preserve"> del bot </w:t>
-      </w:r>
-      <w:proofErr w:type="spellStart"/>
-      <w:r>
-        <w:t>actuales</w:t>
-      </w:r>
-      <w:proofErr w:type="spellEnd"/>
-      <w:r>
-        <w:t xml:space="preserve"> </w:t>
-      </w:r>
-      <w:proofErr w:type="spellStart"/>
-      <w:r>
-        <w:t>coincidan</w:t>
-      </w:r>
-      <w:proofErr w:type="spellEnd"/>
-      <w:r>
-        <w:t xml:space="preserve"> con la </w:t>
-      </w:r>
-      <w:proofErr w:type="spellStart"/>
-      <w:proofErr w:type="gramStart"/>
-      <w:r>
-        <w:t>celda</w:t>
-      </w:r>
-      <w:proofErr w:type="spellEnd"/>
-      <w:r>
-        <w:t>(</w:t>
-      </w:r>
-      <w:proofErr w:type="gramEnd"/>
-      <w:r>
-        <w:t>8,3).</w:t>
+        <w:t>las coordenadas del bot actuales coincidan con la celda(8,3).</w:t>
       </w:r>
     </w:p>
     <w:p>
@@ -832,135 +421,7 @@
           <w:b/>
           <w:bCs/>
         </w:rPr>
-        <w:t xml:space="preserve">Coste de </w:t>
-      </w:r>
-      <w:proofErr w:type="spellStart"/>
-      <w:r>
-        <w:rPr>
-          <w:b/>
-          <w:bCs/>
-        </w:rPr>
-        <w:t>cada</w:t>
-      </w:r>
-      <w:proofErr w:type="spellEnd"/>
-      <w:r>
-        <w:rPr>
-          <w:b/>
-          <w:bCs/>
-        </w:rPr>
-        <w:t xml:space="preserve"> </w:t>
-      </w:r>
-      <w:proofErr w:type="spellStart"/>
-      <w:r>
-        <w:rPr>
-          <w:b/>
-          <w:bCs/>
-        </w:rPr>
-        <w:t>acción</w:t>
-      </w:r>
-      <w:proofErr w:type="spellEnd"/>
-      <w:r>
-        <w:rPr>
-          <w:b/>
-          <w:bCs/>
-        </w:rPr>
-        <w:t xml:space="preserve"> ¿</w:t>
-      </w:r>
-      <w:proofErr w:type="spellStart"/>
-      <w:r>
-        <w:rPr>
-          <w:b/>
-          <w:bCs/>
-        </w:rPr>
-        <w:t>Cuánto</w:t>
-      </w:r>
-      <w:proofErr w:type="spellEnd"/>
-      <w:r>
-        <w:rPr>
-          <w:b/>
-          <w:bCs/>
-        </w:rPr>
-        <w:t xml:space="preserve"> cuesta </w:t>
-      </w:r>
-      <w:proofErr w:type="spellStart"/>
-      <w:r>
-        <w:rPr>
-          <w:b/>
-          <w:bCs/>
-        </w:rPr>
-        <w:t>moverse</w:t>
-      </w:r>
-      <w:proofErr w:type="spellEnd"/>
-      <w:r>
-        <w:rPr>
-          <w:b/>
-          <w:bCs/>
-        </w:rPr>
-        <w:t xml:space="preserve"> de </w:t>
-      </w:r>
-      <w:proofErr w:type="spellStart"/>
-      <w:r>
-        <w:rPr>
-          <w:b/>
-          <w:bCs/>
-        </w:rPr>
-        <w:t>una</w:t>
-      </w:r>
-      <w:proofErr w:type="spellEnd"/>
-      <w:r>
-        <w:rPr>
-          <w:b/>
-          <w:bCs/>
-        </w:rPr>
-        <w:t xml:space="preserve"> </w:t>
-      </w:r>
-      <w:proofErr w:type="spellStart"/>
-      <w:r>
-        <w:rPr>
-          <w:b/>
-          <w:bCs/>
-        </w:rPr>
-        <w:t>celda</w:t>
-      </w:r>
-      <w:proofErr w:type="spellEnd"/>
-      <w:r>
-        <w:rPr>
-          <w:b/>
-          <w:bCs/>
-        </w:rPr>
-        <w:t xml:space="preserve"> </w:t>
-      </w:r>
-      <w:proofErr w:type="gramStart"/>
-      <w:r>
-        <w:rPr>
-          <w:b/>
-          <w:bCs/>
-        </w:rPr>
-        <w:t>a</w:t>
-      </w:r>
-      <w:proofErr w:type="gramEnd"/>
-      <w:r>
-        <w:rPr>
-          <w:b/>
-          <w:bCs/>
-        </w:rPr>
-        <w:t xml:space="preserve"> </w:t>
-      </w:r>
-      <w:proofErr w:type="spellStart"/>
-      <w:r>
-        <w:rPr>
-          <w:b/>
-          <w:bCs/>
-        </w:rPr>
-        <w:t>otra</w:t>
-      </w:r>
-      <w:proofErr w:type="spellEnd"/>
-      <w:r>
-        <w:rPr>
-          <w:b/>
-          <w:bCs/>
-        </w:rPr>
-        <w:t>?</w:t>
+        <w:t>Coste de cada acción ¿Cuánto cuesta moverse de una celda a otra?</w:t>
       </w:r>
       <w:r>
         <w:rPr>
@@ -970,45 +431,8 @@
         <w:t xml:space="preserve">                                                                                </w:t>
       </w:r>
       <w:r>
-        <w:t xml:space="preserve">Sera la </w:t>
+        <w:t>Sera la suma total del coste base y las posibles penalizaciones añadidas</w:t>
       </w:r>
-      <w:proofErr w:type="spellStart"/>
-      <w:r>
-        <w:t>suma</w:t>
-      </w:r>
-      <w:proofErr w:type="spellEnd"/>
-      <w:r>
-        <w:t xml:space="preserve"> total del </w:t>
-      </w:r>
-      <w:proofErr w:type="spellStart"/>
-      <w:r>
-        <w:t>coste</w:t>
-      </w:r>
-      <w:proofErr w:type="spellEnd"/>
-      <w:r>
-        <w:t xml:space="preserve"> base y las </w:t>
-      </w:r>
-      <w:proofErr w:type="spellStart"/>
-      <w:r>
-        <w:t>posibles</w:t>
-      </w:r>
-      <w:proofErr w:type="spellEnd"/>
-      <w:r>
-        <w:t xml:space="preserve"> </w:t>
-      </w:r>
-      <w:proofErr w:type="spellStart"/>
-      <w:r>
-        <w:t>penalizaciones</w:t>
-      </w:r>
-      <w:proofErr w:type="spellEnd"/>
-      <w:r>
-        <w:t xml:space="preserve"> </w:t>
-      </w:r>
-      <w:proofErr w:type="spellStart"/>
-      <w:r>
-        <w:t>añadidas</w:t>
-      </w:r>
-      <w:proofErr w:type="spellEnd"/>
       <w:r>
         <w:t>.</w:t>
       </w:r>
@@ -1016,95 +440,10 @@
         <w:t xml:space="preserve"> </w:t>
       </w:r>
       <w:r>
-        <w:t xml:space="preserve">Por </w:t>
+        <w:t>Por ejemplo</w:t>
       </w:r>
-      <w:proofErr w:type="spellStart"/>
       <w:r>
-        <w:t>ejemplo</w:t>
-      </w:r>
-      <w:proofErr w:type="spellEnd"/>
-      <w:r>
-        <w:t xml:space="preserve"> </w:t>
-      </w:r>
-      <w:proofErr w:type="spellStart"/>
-      <w:r>
-        <w:t>si</w:t>
-      </w:r>
-      <w:proofErr w:type="spellEnd"/>
-      <w:r>
-        <w:t xml:space="preserve"> se </w:t>
-      </w:r>
-      <w:proofErr w:type="spellStart"/>
-      <w:r>
-        <w:t>encuentran</w:t>
-      </w:r>
-      <w:proofErr w:type="spellEnd"/>
-      <w:r>
-        <w:t xml:space="preserve"> a </w:t>
-      </w:r>
-      <w:proofErr w:type="spellStart"/>
-      <w:r>
-        <w:t>una</w:t>
-      </w:r>
-      <w:proofErr w:type="spellEnd"/>
-      <w:r>
-        <w:t xml:space="preserve"> </w:t>
-      </w:r>
-      <w:proofErr w:type="spellStart"/>
-      <w:r>
-        <w:t>distancia</w:t>
-      </w:r>
-      <w:proofErr w:type="spellEnd"/>
-      <w:r>
-        <w:t xml:space="preserve"> </w:t>
-      </w:r>
-      <w:proofErr w:type="spellStart"/>
-      <w:r>
-        <w:t>concreta</w:t>
-      </w:r>
-      <w:proofErr w:type="spellEnd"/>
-      <w:r>
-        <w:t xml:space="preserve"> del </w:t>
-      </w:r>
-      <w:proofErr w:type="spellStart"/>
-      <w:r>
-        <w:t>enemigo</w:t>
-      </w:r>
-      <w:proofErr w:type="spellEnd"/>
-      <w:r>
-        <w:t xml:space="preserve"> o </w:t>
-      </w:r>
-      <w:proofErr w:type="spellStart"/>
-      <w:r>
-        <w:t>estan</w:t>
-      </w:r>
-      <w:proofErr w:type="spellEnd"/>
-      <w:r>
-        <w:t xml:space="preserve"> </w:t>
-      </w:r>
-      <w:proofErr w:type="spellStart"/>
-      <w:r>
-        <w:t>ubicados</w:t>
-      </w:r>
-      <w:proofErr w:type="spellEnd"/>
-      <w:r>
-        <w:t xml:space="preserve"> </w:t>
-      </w:r>
-      <w:proofErr w:type="spellStart"/>
-      <w:r>
-        <w:t>en</w:t>
-      </w:r>
-      <w:proofErr w:type="spellEnd"/>
-      <w:r>
-        <w:t xml:space="preserve"> el </w:t>
-      </w:r>
-      <w:proofErr w:type="spellStart"/>
-      <w:r>
-        <w:t>borde</w:t>
-      </w:r>
-      <w:proofErr w:type="spellEnd"/>
-      <w:r>
-        <w:t xml:space="preserve"> de la arena</w:t>
+        <w:t xml:space="preserve"> si se encuentran a una distancia concreta del enemigo o estan ubicados en el borde de la arena</w:t>
       </w:r>
       <w:r>
         <w:t>.</w:t>
@@ -1123,19 +462,9 @@
       <w:r>
         <w:t xml:space="preserve"> </w:t>
       </w:r>
-      <w:proofErr w:type="spellStart"/>
       <w:r>
-        <w:t>Búsqueda</w:t>
+        <w:t>Búsqueda no informada</w:t>
       </w:r>
-      <w:proofErr w:type="spellEnd"/>
-      <w:r>
-        <w:t xml:space="preserve"> no </w:t>
-      </w:r>
-      <w:proofErr w:type="spellStart"/>
-      <w:r>
-        <w:t>informada</w:t>
-      </w:r>
-      <w:proofErr w:type="spellEnd"/>
     </w:p>
     <w:p>
       <w:pPr>
@@ -1144,133 +473,12 @@
           <w:bCs/>
         </w:rPr>
       </w:pPr>
-      <w:proofErr w:type="spellStart"/>
       <w:r>
         <w:rPr>
           <w:b/>
           <w:bCs/>
         </w:rPr>
-        <w:t>Hemos</w:t>
-      </w:r>
-      <w:proofErr w:type="spellEnd"/>
-      <w:r>
-        <w:rPr>
-          <w:b/>
-          <w:bCs/>
-        </w:rPr>
-        <w:t xml:space="preserve"> </w:t>
-      </w:r>
-      <w:proofErr w:type="spellStart"/>
-      <w:r>
-        <w:rPr>
-          <w:b/>
-          <w:bCs/>
-        </w:rPr>
-        <w:t>elegido</w:t>
-      </w:r>
-      <w:proofErr w:type="spellEnd"/>
-      <w:r>
-        <w:rPr>
-          <w:b/>
-          <w:bCs/>
-        </w:rPr>
-        <w:t xml:space="preserve"> el </w:t>
-      </w:r>
-      <w:proofErr w:type="spellStart"/>
-      <w:r>
-        <w:rPr>
-          <w:b/>
-          <w:bCs/>
-        </w:rPr>
-        <w:t>algoritmo</w:t>
-      </w:r>
-      <w:proofErr w:type="spellEnd"/>
-      <w:r>
-        <w:rPr>
-          <w:b/>
-          <w:bCs/>
-        </w:rPr>
-        <w:t xml:space="preserve"> de </w:t>
-      </w:r>
-      <w:proofErr w:type="spellStart"/>
-      <w:r>
-        <w:rPr>
-          <w:b/>
-          <w:bCs/>
-        </w:rPr>
-        <w:t>busqueda</w:t>
-      </w:r>
-      <w:proofErr w:type="spellEnd"/>
-      <w:r>
-        <w:rPr>
-          <w:b/>
-          <w:bCs/>
-        </w:rPr>
-        <w:t xml:space="preserve"> de corte </w:t>
-      </w:r>
-      <w:proofErr w:type="spellStart"/>
-      <w:r>
-        <w:rPr>
-          <w:b/>
-          <w:bCs/>
-        </w:rPr>
-        <w:t>uniforme</w:t>
-      </w:r>
-      <w:proofErr w:type="spellEnd"/>
-      <w:r>
-        <w:rPr>
-          <w:b/>
-          <w:bCs/>
-        </w:rPr>
-        <w:t xml:space="preserve"> también </w:t>
-      </w:r>
-      <w:proofErr w:type="spellStart"/>
-      <w:r>
-        <w:rPr>
-          <w:b/>
-          <w:bCs/>
-        </w:rPr>
-        <w:t>conocido</w:t>
-      </w:r>
-      <w:proofErr w:type="spellEnd"/>
-      <w:r>
-        <w:rPr>
-          <w:b/>
-          <w:bCs/>
-        </w:rPr>
-        <w:t xml:space="preserve"> </w:t>
-      </w:r>
-      <w:proofErr w:type="spellStart"/>
-      <w:r>
-        <w:rPr>
-          <w:b/>
-          <w:bCs/>
-        </w:rPr>
-        <w:t>como</w:t>
-      </w:r>
-      <w:proofErr w:type="spellEnd"/>
-      <w:r>
-        <w:rPr>
-          <w:b/>
-          <w:bCs/>
-        </w:rPr>
-        <w:t xml:space="preserve"> </w:t>
-      </w:r>
-      <w:proofErr w:type="spellStart"/>
-      <w:r>
-        <w:rPr>
-          <w:b/>
-          <w:bCs/>
-        </w:rPr>
-        <w:t>algortimo</w:t>
-      </w:r>
-      <w:proofErr w:type="spellEnd"/>
-      <w:r>
-        <w:rPr>
-          <w:b/>
-          <w:bCs/>
-        </w:rPr>
-        <w:t xml:space="preserve"> de </w:t>
+        <w:t xml:space="preserve">Hemos elegido el algoritmo de busqueda de corte uniforme también conocido como algortimo de </w:t>
       </w:r>
       <w:r>
         <w:rPr>
@@ -1286,71 +494,7 @@
           <w:b/>
           <w:bCs/>
         </w:rPr>
-        <w:t>-¿</w:t>
-      </w:r>
-      <w:proofErr w:type="spellStart"/>
-      <w:r>
-        <w:rPr>
-          <w:b/>
-          <w:bCs/>
-        </w:rPr>
-        <w:t>Porqué</w:t>
-      </w:r>
-      <w:proofErr w:type="spellEnd"/>
-      <w:r>
-        <w:rPr>
-          <w:b/>
-          <w:bCs/>
-        </w:rPr>
-        <w:t xml:space="preserve"> </w:t>
-      </w:r>
-      <w:proofErr w:type="spellStart"/>
-      <w:r>
-        <w:rPr>
-          <w:b/>
-          <w:bCs/>
-        </w:rPr>
-        <w:t>este</w:t>
-      </w:r>
-      <w:proofErr w:type="spellEnd"/>
-      <w:r>
-        <w:rPr>
-          <w:b/>
-          <w:bCs/>
-        </w:rPr>
-        <w:t xml:space="preserve"> </w:t>
-      </w:r>
-      <w:proofErr w:type="spellStart"/>
-      <w:r>
-        <w:rPr>
-          <w:b/>
-          <w:bCs/>
-        </w:rPr>
-        <w:t>algoritmo</w:t>
-      </w:r>
-      <w:proofErr w:type="spellEnd"/>
-      <w:r>
-        <w:rPr>
-          <w:b/>
-          <w:bCs/>
-        </w:rPr>
-        <w:t xml:space="preserve"> y no </w:t>
-      </w:r>
-      <w:proofErr w:type="spellStart"/>
-      <w:r>
-        <w:rPr>
-          <w:b/>
-          <w:bCs/>
-        </w:rPr>
-        <w:t>otro</w:t>
-      </w:r>
-      <w:proofErr w:type="spellEnd"/>
-      <w:r>
-        <w:rPr>
-          <w:b/>
-          <w:bCs/>
-        </w:rPr>
-        <w:t>?</w:t>
+        <w:t>-¿Porqué este algoritmo y no otro?</w:t>
       </w:r>
       <w:r>
         <w:rPr>
@@ -1360,140 +504,26 @@
         <w:t xml:space="preserve">                                                                                                                                               </w:t>
       </w:r>
       <w:r>
-        <w:t xml:space="preserve">Al </w:t>
+        <w:t xml:space="preserve">Al compararlo con BFS </w:t>
       </w:r>
-      <w:proofErr w:type="spellStart"/>
       <w:r>
-        <w:t>compararlo</w:t>
+        <w:t xml:space="preserve">que solo es óptimo cuando </w:t>
       </w:r>
-      <w:proofErr w:type="spellEnd"/>
       <w:r>
-        <w:t xml:space="preserve"> con BFS </w:t>
+        <w:t>todos los caminos tienen el mismo coste</w:t>
       </w:r>
-      <w:proofErr w:type="spellStart"/>
-      <w:r>
-        <w:t>que</w:t>
-      </w:r>
-      <w:proofErr w:type="spellEnd"/>
-      <w:r>
-        <w:t xml:space="preserve"> solo es </w:t>
-      </w:r>
-      <w:proofErr w:type="spellStart"/>
-      <w:r>
-        <w:t>óptimo</w:t>
-      </w:r>
-      <w:proofErr w:type="spellEnd"/>
-      <w:r>
-        <w:t xml:space="preserve"> </w:t>
-      </w:r>
-      <w:proofErr w:type="spellStart"/>
-      <w:r>
-        <w:t>cuando</w:t>
-      </w:r>
-      <w:proofErr w:type="spellEnd"/>
-      <w:r>
-        <w:t xml:space="preserve"> </w:t>
-      </w:r>
-      <w:proofErr w:type="spellStart"/>
-      <w:r>
-        <w:t>todos</w:t>
-      </w:r>
-      <w:proofErr w:type="spellEnd"/>
-      <w:r>
-        <w:t xml:space="preserve"> </w:t>
-      </w:r>
-      <w:proofErr w:type="spellStart"/>
-      <w:r>
-        <w:t>los</w:t>
-      </w:r>
-      <w:proofErr w:type="spellEnd"/>
-      <w:r>
-        <w:t xml:space="preserve"> caminos </w:t>
-      </w:r>
-      <w:proofErr w:type="spellStart"/>
-      <w:r>
-        <w:t>tienen</w:t>
-      </w:r>
-      <w:proofErr w:type="spellEnd"/>
-      <w:r>
-        <w:t xml:space="preserve"> el </w:t>
-      </w:r>
-      <w:proofErr w:type="spellStart"/>
-      <w:r>
-        <w:t>mismo</w:t>
-      </w:r>
-      <w:proofErr w:type="spellEnd"/>
-      <w:r>
-        <w:t xml:space="preserve"> </w:t>
-      </w:r>
-      <w:proofErr w:type="spellStart"/>
-      <w:r>
-        <w:t>coste</w:t>
-      </w:r>
-      <w:proofErr w:type="spellEnd"/>
       <w:r>
         <w:t xml:space="preserve"> o DFS </w:t>
       </w:r>
-      <w:proofErr w:type="spellStart"/>
       <w:r>
-        <w:t>que</w:t>
-      </w:r>
-      <w:proofErr w:type="spellEnd"/>
-      <w:r>
-        <w:t xml:space="preserve"> </w:t>
-      </w:r>
-      <w:proofErr w:type="spellStart"/>
-      <w:r>
-        <w:t>tampoco</w:t>
-      </w:r>
-      <w:proofErr w:type="spellEnd"/>
-      <w:r>
-        <w:t xml:space="preserve"> </w:t>
-      </w:r>
-      <w:proofErr w:type="spellStart"/>
-      <w:r>
-        <w:t>nos</w:t>
-      </w:r>
-      <w:proofErr w:type="spellEnd"/>
-      <w:r>
-        <w:t xml:space="preserve"> </w:t>
-      </w:r>
-      <w:proofErr w:type="spellStart"/>
-      <w:r>
-        <w:t>garantizaba</w:t>
-      </w:r>
-      <w:proofErr w:type="spellEnd"/>
-      <w:r>
-        <w:t xml:space="preserve"> ser </w:t>
-      </w:r>
-      <w:proofErr w:type="spellStart"/>
-      <w:r>
-        <w:t>óptimo</w:t>
-      </w:r>
-      <w:proofErr w:type="spellEnd"/>
-      <w:r>
-        <w:t xml:space="preserve"> </w:t>
-      </w:r>
-      <w:proofErr w:type="spellStart"/>
-      <w:r>
-        <w:t>nos</w:t>
-      </w:r>
-      <w:proofErr w:type="spellEnd"/>
-      <w:r>
-        <w:t xml:space="preserve"> </w:t>
-      </w:r>
-      <w:proofErr w:type="spellStart"/>
-      <w:r>
-        <w:t>pareci</w:t>
+        <w:t>que tampoco nos garantizaba ser óptimo</w:t>
       </w:r>
       <w:r>
-        <w:t>ó</w:t>
+        <w:t xml:space="preserve"> nos pareci</w:t>
       </w:r>
-      <w:proofErr w:type="spellEnd"/>
       <w:r>
-        <w:t xml:space="preserve"> </w:t>
+        <w:t xml:space="preserve">ó </w:t>
       </w:r>
-      <w:proofErr w:type="spellStart"/>
       <w:r>
         <w:t>m</w:t>
       </w:r>
@@ -1501,11 +531,7 @@
         <w:t>e</w:t>
       </w:r>
       <w:r>
-        <w:t>jor</w:t>
-      </w:r>
-      <w:proofErr w:type="spellEnd"/>
-      <w:r>
-        <w:t xml:space="preserve"> idea usar </w:t>
+        <w:t xml:space="preserve">jor idea usar </w:t>
       </w:r>
       <w:r>
         <w:t>UCS</w:t>
@@ -1513,91 +539,12 @@
       <w:r>
         <w:t xml:space="preserve"> </w:t>
       </w:r>
-      <w:proofErr w:type="spellStart"/>
       <w:r>
-        <w:t>que</w:t>
+        <w:t xml:space="preserve">que </w:t>
       </w:r>
-      <w:proofErr w:type="spellEnd"/>
       <w:r>
-        <w:t xml:space="preserve"> </w:t>
+        <w:t>expande siempre el nodo con menor coste acumulado y garantiza una opción óptima</w:t>
       </w:r>
-      <w:proofErr w:type="spellStart"/>
-      <w:r>
-        <w:t>expande</w:t>
-      </w:r>
-      <w:proofErr w:type="spellEnd"/>
-      <w:r>
-        <w:t xml:space="preserve"> </w:t>
-      </w:r>
-      <w:proofErr w:type="spellStart"/>
-      <w:r>
-        <w:t>siempre</w:t>
-      </w:r>
-      <w:proofErr w:type="spellEnd"/>
-      <w:r>
-        <w:t xml:space="preserve"> el </w:t>
-      </w:r>
-      <w:proofErr w:type="spellStart"/>
-      <w:r>
-        <w:t>nodo</w:t>
-      </w:r>
-      <w:proofErr w:type="spellEnd"/>
-      <w:r>
-        <w:t xml:space="preserve"> con </w:t>
-      </w:r>
-      <w:proofErr w:type="spellStart"/>
-      <w:r>
-        <w:t>menor</w:t>
-      </w:r>
-      <w:proofErr w:type="spellEnd"/>
-      <w:r>
-        <w:t xml:space="preserve"> </w:t>
-      </w:r>
-      <w:proofErr w:type="spellStart"/>
-      <w:r>
-        <w:t>coste</w:t>
-      </w:r>
-      <w:proofErr w:type="spellEnd"/>
-      <w:r>
-        <w:t xml:space="preserve"> </w:t>
-      </w:r>
-      <w:proofErr w:type="spellStart"/>
-      <w:r>
-        <w:t>acumulado</w:t>
-      </w:r>
-      <w:proofErr w:type="spellEnd"/>
-      <w:r>
-        <w:t xml:space="preserve"> y </w:t>
-      </w:r>
-      <w:proofErr w:type="spellStart"/>
-      <w:r>
-        <w:t>garantiza</w:t>
-      </w:r>
-      <w:proofErr w:type="spellEnd"/>
-      <w:r>
-        <w:t xml:space="preserve"> </w:t>
-      </w:r>
-      <w:proofErr w:type="spellStart"/>
-      <w:r>
-        <w:t>una</w:t>
-      </w:r>
-      <w:proofErr w:type="spellEnd"/>
-      <w:r>
-        <w:t xml:space="preserve"> </w:t>
-      </w:r>
-      <w:proofErr w:type="spellStart"/>
-      <w:r>
-        <w:t>opción</w:t>
-      </w:r>
-      <w:proofErr w:type="spellEnd"/>
-      <w:r>
-        <w:t xml:space="preserve"> </w:t>
-      </w:r>
-      <w:proofErr w:type="spellStart"/>
-      <w:r>
-        <w:t>óptima</w:t>
-      </w:r>
-      <w:proofErr w:type="spellEnd"/>
       <w:r>
         <w:t>.</w:t>
       </w:r>
@@ -1608,62 +555,7 @@
           <w:b/>
           <w:bCs/>
         </w:rPr>
-        <w:t>-</w:t>
-      </w:r>
-      <w:r>
-        <w:rPr>
-          <w:b/>
-          <w:bCs/>
-        </w:rPr>
-        <w:t>¿</w:t>
-      </w:r>
-      <w:proofErr w:type="spellStart"/>
-      <w:r>
-        <w:rPr>
-          <w:b/>
-          <w:bCs/>
-        </w:rPr>
-        <w:t>Garantiza</w:t>
-      </w:r>
-      <w:proofErr w:type="spellEnd"/>
-      <w:r>
-        <w:rPr>
-          <w:b/>
-          <w:bCs/>
-        </w:rPr>
-        <w:t xml:space="preserve"> encontrar el camino de </w:t>
-      </w:r>
-      <w:proofErr w:type="spellStart"/>
-      <w:r>
-        <w:rPr>
-          <w:b/>
-          <w:bCs/>
-        </w:rPr>
-        <w:t>menor</w:t>
-      </w:r>
-      <w:proofErr w:type="spellEnd"/>
-      <w:r>
-        <w:rPr>
-          <w:b/>
-          <w:bCs/>
-        </w:rPr>
-        <w:t xml:space="preserve"> </w:t>
-      </w:r>
-      <w:proofErr w:type="spellStart"/>
-      <w:r>
-        <w:rPr>
-          <w:b/>
-          <w:bCs/>
-        </w:rPr>
-        <w:t>coste</w:t>
-      </w:r>
-      <w:proofErr w:type="spellEnd"/>
-      <w:r>
-        <w:rPr>
-          <w:b/>
-          <w:bCs/>
-        </w:rPr>
-        <w:t>?</w:t>
+        <w:t>-¿Garantiza encontrar el camino de menor coste?</w:t>
       </w:r>
       <w:r>
         <w:rPr>
@@ -1672,99 +564,12 @@
         </w:rPr>
         <w:t xml:space="preserve">                                                                                                                       </w:t>
       </w:r>
-      <w:proofErr w:type="spellStart"/>
       <w:r>
-        <w:t>Sí</w:t>
+        <w:t xml:space="preserve">Sí, garantiza encontrar el camino óptimo </w:t>
       </w:r>
-      <w:proofErr w:type="spellEnd"/>
       <w:r>
-        <w:t xml:space="preserve">, </w:t>
+        <w:t>debido a que todos los costes por celda son estrictamente positivos</w:t>
       </w:r>
-      <w:proofErr w:type="spellStart"/>
-      <w:r>
-        <w:t>garantiza</w:t>
-      </w:r>
-      <w:proofErr w:type="spellEnd"/>
-      <w:r>
-        <w:t xml:space="preserve"> encontrar el camino </w:t>
-      </w:r>
-      <w:proofErr w:type="spellStart"/>
-      <w:r>
-        <w:t>óptimo</w:t>
-      </w:r>
-      <w:proofErr w:type="spellEnd"/>
-      <w:r>
-        <w:t xml:space="preserve"> </w:t>
-      </w:r>
-      <w:proofErr w:type="spellStart"/>
-      <w:r>
-        <w:t>debido</w:t>
-      </w:r>
-      <w:proofErr w:type="spellEnd"/>
-      <w:r>
-        <w:t xml:space="preserve"> a </w:t>
-      </w:r>
-      <w:proofErr w:type="spellStart"/>
-      <w:r>
-        <w:t>que</w:t>
-      </w:r>
-      <w:proofErr w:type="spellEnd"/>
-      <w:r>
-        <w:t xml:space="preserve"> </w:t>
-      </w:r>
-      <w:proofErr w:type="spellStart"/>
-      <w:r>
-        <w:t>todos</w:t>
-      </w:r>
-      <w:proofErr w:type="spellEnd"/>
-      <w:r>
-        <w:t xml:space="preserve"> </w:t>
-      </w:r>
-      <w:proofErr w:type="spellStart"/>
-      <w:r>
-        <w:t>los</w:t>
-      </w:r>
-      <w:proofErr w:type="spellEnd"/>
-      <w:r>
-        <w:t xml:space="preserve"> </w:t>
-      </w:r>
-      <w:proofErr w:type="spellStart"/>
-      <w:r>
-        <w:t>costes</w:t>
-      </w:r>
-      <w:proofErr w:type="spellEnd"/>
-      <w:r>
-        <w:t xml:space="preserve"> </w:t>
-      </w:r>
-      <w:proofErr w:type="spellStart"/>
-      <w:r>
-        <w:t>por</w:t>
-      </w:r>
-      <w:proofErr w:type="spellEnd"/>
-      <w:r>
-        <w:t xml:space="preserve"> </w:t>
-      </w:r>
-      <w:proofErr w:type="spellStart"/>
-      <w:r>
-        <w:t>celda</w:t>
-      </w:r>
-      <w:proofErr w:type="spellEnd"/>
-      <w:r>
-        <w:t xml:space="preserve"> son </w:t>
-      </w:r>
-      <w:proofErr w:type="spellStart"/>
-      <w:r>
-        <w:t>estrictamente</w:t>
-      </w:r>
-      <w:proofErr w:type="spellEnd"/>
-      <w:r>
-        <w:t xml:space="preserve"> </w:t>
-      </w:r>
-      <w:proofErr w:type="spellStart"/>
-      <w:r>
-        <w:t>positivos</w:t>
-      </w:r>
-      <w:proofErr w:type="spellEnd"/>
       <w:r>
         <w:t>.</w:t>
       </w:r>
@@ -1781,336 +586,21 @@
           <w:b/>
           <w:bCs/>
         </w:rPr>
-        <w:t>-</w:t>
-      </w:r>
-      <w:r>
-        <w:rPr>
-          <w:b/>
-          <w:bCs/>
-        </w:rPr>
-        <w:t>¿</w:t>
-      </w:r>
-      <w:proofErr w:type="spellStart"/>
-      <w:r>
-        <w:rPr>
-          <w:b/>
-          <w:bCs/>
-        </w:rPr>
-        <w:t>Cuál</w:t>
-      </w:r>
-      <w:proofErr w:type="spellEnd"/>
-      <w:r>
-        <w:rPr>
-          <w:b/>
-          <w:bCs/>
-        </w:rPr>
-        <w:t xml:space="preserve"> es el punto </w:t>
-      </w:r>
-      <w:proofErr w:type="spellStart"/>
-      <w:r>
-        <w:rPr>
-          <w:b/>
-          <w:bCs/>
-        </w:rPr>
-        <w:t>débil</w:t>
-      </w:r>
-      <w:proofErr w:type="spellEnd"/>
-      <w:r>
-        <w:rPr>
-          <w:b/>
-          <w:bCs/>
-        </w:rPr>
-        <w:t xml:space="preserve"> del </w:t>
-      </w:r>
-      <w:proofErr w:type="spellStart"/>
-      <w:r>
-        <w:rPr>
-          <w:b/>
-          <w:bCs/>
-        </w:rPr>
-        <w:t>algoritmo</w:t>
-      </w:r>
-      <w:proofErr w:type="spellEnd"/>
-      <w:r>
-        <w:rPr>
-          <w:b/>
-          <w:bCs/>
-        </w:rPr>
-        <w:t xml:space="preserve"> </w:t>
-      </w:r>
-      <w:proofErr w:type="spellStart"/>
-      <w:r>
-        <w:rPr>
-          <w:b/>
-          <w:bCs/>
-        </w:rPr>
-        <w:t>en</w:t>
-      </w:r>
-      <w:proofErr w:type="spellEnd"/>
-      <w:r>
-        <w:rPr>
-          <w:b/>
-          <w:bCs/>
-        </w:rPr>
-        <w:t xml:space="preserve"> </w:t>
-      </w:r>
-      <w:proofErr w:type="spellStart"/>
-      <w:r>
-        <w:rPr>
-          <w:b/>
-          <w:bCs/>
-        </w:rPr>
-        <w:t>este</w:t>
-      </w:r>
-      <w:proofErr w:type="spellEnd"/>
-      <w:r>
-        <w:rPr>
-          <w:b/>
-          <w:bCs/>
-        </w:rPr>
-        <w:t xml:space="preserve"> </w:t>
-      </w:r>
-      <w:proofErr w:type="spellStart"/>
-      <w:r>
-        <w:rPr>
-          <w:b/>
-          <w:bCs/>
-        </w:rPr>
-        <w:t>problema</w:t>
-      </w:r>
-      <w:proofErr w:type="spellEnd"/>
-      <w:r>
-        <w:rPr>
-          <w:b/>
-          <w:bCs/>
-        </w:rPr>
-        <w:t xml:space="preserve"> </w:t>
-      </w:r>
-      <w:proofErr w:type="spellStart"/>
-      <w:r>
-        <w:rPr>
-          <w:b/>
-          <w:bCs/>
-        </w:rPr>
-        <w:t>concreto</w:t>
-      </w:r>
-      <w:proofErr w:type="spellEnd"/>
-      <w:r>
-        <w:rPr>
-          <w:b/>
-          <w:bCs/>
-        </w:rPr>
-        <w:t>?</w:t>
+        <w:t>-¿Cuál es el punto débil del algoritmo en este problema concreto?</w:t>
       </w:r>
     </w:p>
     <w:p>
       <w:r>
-        <w:t xml:space="preserve">El punto </w:t>
-      </w:r>
-      <w:proofErr w:type="spellStart"/>
-      <w:r>
-        <w:t>débil</w:t>
-      </w:r>
-      <w:proofErr w:type="spellEnd"/>
-      <w:r>
-        <w:t xml:space="preserve"> del UCS es </w:t>
-      </w:r>
-      <w:proofErr w:type="spellStart"/>
-      <w:r>
-        <w:t>que</w:t>
-      </w:r>
-      <w:proofErr w:type="spellEnd"/>
-      <w:r>
-        <w:t xml:space="preserve"> </w:t>
-      </w:r>
-      <w:proofErr w:type="spellStart"/>
-      <w:r>
-        <w:t>expande</w:t>
-      </w:r>
-      <w:proofErr w:type="spellEnd"/>
-      <w:r>
-        <w:t xml:space="preserve"> </w:t>
-      </w:r>
-      <w:proofErr w:type="spellStart"/>
-      <w:r>
-        <w:t>los</w:t>
-      </w:r>
-      <w:proofErr w:type="spellEnd"/>
-      <w:r>
-        <w:t xml:space="preserve"> </w:t>
-      </w:r>
-      <w:proofErr w:type="spellStart"/>
-      <w:r>
-        <w:t>nodos</w:t>
-      </w:r>
-      <w:proofErr w:type="spellEnd"/>
-      <w:r>
-        <w:t xml:space="preserve"> </w:t>
-      </w:r>
-      <w:proofErr w:type="spellStart"/>
-      <w:r>
-        <w:t>concéntricamente</w:t>
-      </w:r>
-      <w:proofErr w:type="spellEnd"/>
-      <w:r>
-        <w:t xml:space="preserve"> </w:t>
-      </w:r>
-      <w:proofErr w:type="spellStart"/>
-      <w:r>
-        <w:t>en</w:t>
-      </w:r>
-      <w:proofErr w:type="spellEnd"/>
-      <w:r>
-        <w:t xml:space="preserve"> </w:t>
-      </w:r>
-      <w:proofErr w:type="spellStart"/>
-      <w:r>
-        <w:t>todas</w:t>
-      </w:r>
-      <w:proofErr w:type="spellEnd"/>
-      <w:r>
-        <w:t xml:space="preserve"> las </w:t>
-      </w:r>
-      <w:proofErr w:type="spellStart"/>
-      <w:proofErr w:type="gramStart"/>
-      <w:r>
-        <w:t>direcciones</w:t>
-      </w:r>
-      <w:proofErr w:type="spellEnd"/>
-      <w:r>
-        <w:t xml:space="preserve"> </w:t>
+        <w:t xml:space="preserve">El punto débil del UCS es que expande los nodos </w:t>
       </w:r>
       <w:r>
-        <w:t xml:space="preserve"> </w:t>
+        <w:t xml:space="preserve">concéntricamente en todas las direcciones </w:t>
       </w:r>
-      <w:proofErr w:type="spellStart"/>
       <w:r>
-        <w:t>basandose</w:t>
+        <w:t xml:space="preserve"> basandose únicamente en el coste acumulado y por tanto explora muchas celdas </w:t>
       </w:r>
-      <w:proofErr w:type="spellEnd"/>
-      <w:proofErr w:type="gramEnd"/>
       <w:r>
-        <w:t xml:space="preserve"> </w:t>
-      </w:r>
-      <w:proofErr w:type="spellStart"/>
-      <w:r>
-        <w:t>únicamente</w:t>
-      </w:r>
-      <w:proofErr w:type="spellEnd"/>
-      <w:r>
-        <w:t xml:space="preserve"> </w:t>
-      </w:r>
-      <w:proofErr w:type="spellStart"/>
-      <w:r>
-        <w:t>en</w:t>
-      </w:r>
-      <w:proofErr w:type="spellEnd"/>
-      <w:r>
-        <w:t xml:space="preserve"> el </w:t>
-      </w:r>
-      <w:proofErr w:type="spellStart"/>
-      <w:r>
-        <w:t>coste</w:t>
-      </w:r>
-      <w:proofErr w:type="spellEnd"/>
-      <w:r>
-        <w:t xml:space="preserve"> </w:t>
-      </w:r>
-      <w:proofErr w:type="spellStart"/>
-      <w:r>
-        <w:t>acumulado</w:t>
-      </w:r>
-      <w:proofErr w:type="spellEnd"/>
-      <w:r>
-        <w:t xml:space="preserve"> y </w:t>
-      </w:r>
-      <w:proofErr w:type="spellStart"/>
-      <w:r>
-        <w:t>por</w:t>
-      </w:r>
-      <w:proofErr w:type="spellEnd"/>
-      <w:r>
-        <w:t xml:space="preserve"> tanto </w:t>
-      </w:r>
-      <w:proofErr w:type="spellStart"/>
-      <w:r>
-        <w:t>explora</w:t>
-      </w:r>
-      <w:proofErr w:type="spellEnd"/>
-      <w:r>
-        <w:t xml:space="preserve"> </w:t>
-      </w:r>
-      <w:proofErr w:type="spellStart"/>
-      <w:r>
-        <w:t>muchas</w:t>
-      </w:r>
-      <w:proofErr w:type="spellEnd"/>
-      <w:r>
-        <w:t xml:space="preserve"> </w:t>
-      </w:r>
-      <w:proofErr w:type="spellStart"/>
-      <w:r>
-        <w:t>celdas</w:t>
-      </w:r>
-      <w:proofErr w:type="spellEnd"/>
-      <w:r>
-        <w:t xml:space="preserve"> </w:t>
-      </w:r>
-      <w:proofErr w:type="spellStart"/>
-      <w:r>
-        <w:t>que</w:t>
-      </w:r>
-      <w:proofErr w:type="spellEnd"/>
-      <w:r>
-        <w:t xml:space="preserve"> se </w:t>
-      </w:r>
-      <w:proofErr w:type="spellStart"/>
-      <w:r>
-        <w:t>alejan</w:t>
-      </w:r>
-      <w:proofErr w:type="spellEnd"/>
-      <w:r>
-        <w:t xml:space="preserve"> de la meta </w:t>
-      </w:r>
-      <w:proofErr w:type="spellStart"/>
-      <w:r>
-        <w:t>por</w:t>
-      </w:r>
-      <w:proofErr w:type="spellEnd"/>
-      <w:r>
-        <w:t xml:space="preserve"> </w:t>
-      </w:r>
-      <w:proofErr w:type="spellStart"/>
-      <w:r>
-        <w:t>falta</w:t>
-      </w:r>
-      <w:proofErr w:type="spellEnd"/>
-      <w:r>
-        <w:t xml:space="preserve"> de </w:t>
-      </w:r>
-      <w:proofErr w:type="spellStart"/>
-      <w:r>
-        <w:t>orientación</w:t>
-      </w:r>
-      <w:proofErr w:type="spellEnd"/>
-      <w:r>
-        <w:t xml:space="preserve"> </w:t>
-      </w:r>
-      <w:proofErr w:type="spellStart"/>
-      <w:r>
-        <w:t>hacia</w:t>
-      </w:r>
-      <w:proofErr w:type="spellEnd"/>
-      <w:r>
-        <w:t xml:space="preserve"> el </w:t>
-      </w:r>
-      <w:proofErr w:type="spellStart"/>
-      <w:r>
-        <w:t>objetivo</w:t>
-      </w:r>
-      <w:proofErr w:type="spellEnd"/>
-      <w:r>
-        <w:t>.</w:t>
+        <w:t>que se alejan de la meta por falta de orientación hacia el objetivo.</w:t>
       </w:r>
     </w:p>
     <w:p>
@@ -2168,7 +658,6 @@
                 <w:b/>
                 <w:bCs/>
               </w:rPr>
-              <w:lastRenderedPageBreak/>
               <w:t>Paso</w:t>
             </w:r>
           </w:p>
@@ -2186,37 +675,12 @@
                 <w:bCs/>
               </w:rPr>
             </w:pPr>
-            <w:proofErr w:type="spellStart"/>
-            <w:r>
-              <w:rPr>
-                <w:b/>
-                <w:bCs/>
-              </w:rPr>
-              <w:t>Nodo</w:t>
-            </w:r>
-            <w:proofErr w:type="spellEnd"/>
-            <w:r>
-              <w:rPr>
-                <w:b/>
-                <w:bCs/>
-              </w:rPr>
-              <w:t xml:space="preserve"> </w:t>
-            </w:r>
-            <w:proofErr w:type="spellStart"/>
-            <w:r>
-              <w:rPr>
-                <w:b/>
-                <w:bCs/>
-              </w:rPr>
-              <w:t>expandido</w:t>
-            </w:r>
-            <w:proofErr w:type="spellEnd"/>
-            <w:r>
-              <w:rPr>
-                <w:b/>
-                <w:bCs/>
-              </w:rPr>
-              <w:t xml:space="preserve"> (col, fila)</w:t>
+            <w:r>
+              <w:rPr>
+                <w:b/>
+                <w:bCs/>
+              </w:rPr>
+              <w:t>Nodo expandido (col, fila)</w:t>
             </w:r>
           </w:p>
         </w:tc>
@@ -2407,6 +871,7 @@
                 <w:b/>
                 <w:bCs/>
               </w:rPr>
+              <w:lastRenderedPageBreak/>
               <w:t>3</w:t>
             </w:r>
           </w:p>
@@ -4820,135 +3285,26 @@
           <w:b/>
           <w:bCs/>
         </w:rPr>
-        <w:t xml:space="preserve">-Camino </w:t>
+        <w:t>-Camino resultante</w:t>
       </w:r>
-      <w:proofErr w:type="spellStart"/>
       <w:r>
         <w:rPr>
           <w:b/>
           <w:bCs/>
         </w:rPr>
-        <w:t>resultante</w:t>
-      </w:r>
-      <w:proofErr w:type="spellEnd"/>
-      <w:r>
-        <w:rPr>
-          <w:b/>
-          <w:bCs/>
-        </w:rPr>
-        <w:t xml:space="preserve">                                                                                                                                                                     </w:t>
-      </w:r>
-      <w:proofErr w:type="gramStart"/>
-      <w:r>
-        <w:rPr>
-          <w:b/>
-          <w:bCs/>
-        </w:rPr>
-        <w:t xml:space="preserve">   </w:t>
+        <w:t xml:space="preserve">                                                                                                                                                                        </w:t>
       </w:r>
       <w:r>
-        <w:t>(</w:t>
-      </w:r>
-      <w:proofErr w:type="gramEnd"/>
-      <w:r>
-        <w:t>0,0)</w:t>
+        <w:t>(0,0)</w:t>
       </w:r>
       <w:r>
-        <w:t>-</w:t>
-      </w:r>
-      <w:proofErr w:type="gramStart"/>
-      <w:r>
-        <w:t>&gt;(</w:t>
-      </w:r>
-      <w:proofErr w:type="gramEnd"/>
-      <w:r>
-        <w:t>0,1)-</w:t>
-      </w:r>
-      <w:proofErr w:type="gramStart"/>
-      <w:r>
-        <w:t>&gt;(</w:t>
-      </w:r>
-      <w:proofErr w:type="gramEnd"/>
-      <w:r>
-        <w:t>1,1)-</w:t>
-      </w:r>
-      <w:proofErr w:type="gramStart"/>
-      <w:r>
-        <w:t>&gt;(</w:t>
-      </w:r>
-      <w:proofErr w:type="gramEnd"/>
-      <w:r>
-        <w:t>2,1)-</w:t>
-      </w:r>
-      <w:proofErr w:type="gramStart"/>
-      <w:r>
-        <w:t>&gt;(</w:t>
-      </w:r>
-      <w:proofErr w:type="gramEnd"/>
-      <w:r>
-        <w:t>3,1)-</w:t>
-      </w:r>
-      <w:proofErr w:type="gramStart"/>
-      <w:r>
-        <w:t>&gt;</w:t>
+        <w:t>-&gt;(0,1)-&gt;(1,1)-&gt;(2,1)-&gt;(3,1)-&gt;</w:t>
       </w:r>
       <w:r>
-        <w:t>(</w:t>
-      </w:r>
-      <w:proofErr w:type="gramEnd"/>
-      <w:r>
-        <w:t>4,1)-</w:t>
-      </w:r>
-      <w:proofErr w:type="gramStart"/>
-      <w:r>
-        <w:t>&gt;(</w:t>
-      </w:r>
-      <w:proofErr w:type="gramEnd"/>
-      <w:r>
-        <w:t>5,1)-</w:t>
-      </w:r>
-      <w:proofErr w:type="gramStart"/>
-      <w:r>
-        <w:t>&gt;(</w:t>
-      </w:r>
-      <w:proofErr w:type="gramEnd"/>
-      <w:r>
-        <w:t>6,1)-</w:t>
-      </w:r>
-      <w:proofErr w:type="gramStart"/>
-      <w:r>
-        <w:t>&gt;</w:t>
+        <w:t>(4,1)-&gt;(5,1)-&gt;(6,1)-&gt;</w:t>
       </w:r>
       <w:r>
-        <w:t>(</w:t>
-      </w:r>
-      <w:proofErr w:type="gramEnd"/>
-      <w:r>
-        <w:t>7,1)-</w:t>
-      </w:r>
-      <w:proofErr w:type="gramStart"/>
-      <w:r>
-        <w:t>&gt;(</w:t>
-      </w:r>
-      <w:proofErr w:type="gramEnd"/>
-      <w:r>
-        <w:t>7,2)-</w:t>
-      </w:r>
-      <w:proofErr w:type="gramStart"/>
-      <w:r>
-        <w:t>&gt;(</w:t>
-      </w:r>
-      <w:proofErr w:type="gramEnd"/>
-      <w:r>
-        <w:t>8,2)-</w:t>
-      </w:r>
-      <w:proofErr w:type="gramStart"/>
-      <w:r>
-        <w:t>&gt;(</w:t>
-      </w:r>
-      <w:proofErr w:type="gramEnd"/>
-      <w:r>
-        <w:t>8,3)</w:t>
+        <w:t>(7,1)-&gt;(7,2)-&gt;(8,2)-&gt;(8,3)</w:t>
       </w:r>
     </w:p>
     <w:p>
@@ -4995,18 +3351,8 @@
           <w:b/>
           <w:bCs/>
         </w:rPr>
-        <w:lastRenderedPageBreak/>
-        <w:t xml:space="preserve">-Nodos </w:t>
+        <w:t>-Nodos expandidos</w:t>
       </w:r>
-      <w:proofErr w:type="spellStart"/>
-      <w:r>
-        <w:rPr>
-          <w:b/>
-          <w:bCs/>
-        </w:rPr>
-        <w:t>expandidos</w:t>
-      </w:r>
-      <w:proofErr w:type="spellEnd"/>
       <w:r>
         <w:rPr>
           <w:b/>
@@ -5023,6 +3369,7 @@
         <w:pStyle w:val="Ttulo1"/>
       </w:pPr>
       <w:r>
+        <w:lastRenderedPageBreak/>
         <w:t>4</w:t>
       </w:r>
       <w:r>
@@ -5031,19 +3378,9 @@
       <w:r>
         <w:t xml:space="preserve"> </w:t>
       </w:r>
-      <w:proofErr w:type="spellStart"/>
       <w:r>
-        <w:t>Búsqueda</w:t>
+        <w:t>Búsqueda informada</w:t>
       </w:r>
-      <w:proofErr w:type="spellEnd"/>
-      <w:r>
-        <w:t xml:space="preserve"> </w:t>
-      </w:r>
-      <w:proofErr w:type="spellStart"/>
-      <w:r>
-        <w:t>informada</w:t>
-      </w:r>
-      <w:proofErr w:type="spellEnd"/>
     </w:p>
     <w:p>
       <w:pPr>
@@ -5052,53 +3389,12 @@
           <w:bCs/>
         </w:rPr>
       </w:pPr>
-      <w:proofErr w:type="spellStart"/>
       <w:r>
         <w:rPr>
           <w:b/>
           <w:bCs/>
         </w:rPr>
-        <w:t>Hemos</w:t>
-      </w:r>
-      <w:proofErr w:type="spellEnd"/>
-      <w:r>
-        <w:rPr>
-          <w:b/>
-          <w:bCs/>
-        </w:rPr>
-        <w:t xml:space="preserve"> </w:t>
-      </w:r>
-      <w:proofErr w:type="spellStart"/>
-      <w:r>
-        <w:rPr>
-          <w:b/>
-          <w:bCs/>
-        </w:rPr>
-        <w:t>elegido</w:t>
-      </w:r>
-      <w:proofErr w:type="spellEnd"/>
-      <w:r>
-        <w:rPr>
-          <w:b/>
-          <w:bCs/>
-        </w:rPr>
-        <w:t xml:space="preserve"> A* con </w:t>
-      </w:r>
-      <w:proofErr w:type="spellStart"/>
-      <w:r>
-        <w:rPr>
-          <w:b/>
-          <w:bCs/>
-        </w:rPr>
-        <w:t>heurística</w:t>
-      </w:r>
-      <w:proofErr w:type="spellEnd"/>
-      <w:r>
-        <w:rPr>
-          <w:b/>
-          <w:bCs/>
-        </w:rPr>
-        <w:t xml:space="preserve"> Manhattan.</w:t>
+        <w:t>Hemos elegido A* con heurística Manhattan.</w:t>
       </w:r>
       <w:r>
         <w:rPr>
@@ -5112,23 +3408,7 @@
           <w:b/>
           <w:bCs/>
         </w:rPr>
-        <w:t xml:space="preserve">                                                                                                                      </w:t>
-      </w:r>
-      <w:proofErr w:type="gramStart"/>
-      <w:r>
-        <w:rPr>
-          <w:b/>
-          <w:bCs/>
-        </w:rPr>
-        <w:t>h(</w:t>
-      </w:r>
-      <w:proofErr w:type="gramEnd"/>
-      <w:r>
-        <w:rPr>
-          <w:b/>
-          <w:bCs/>
-        </w:rPr>
-        <w:t>col, fila) = |col – 8| + | fila – 3|</w:t>
+        <w:t xml:space="preserve">                                                                                                                      h(col, fila) = |col – 8| + | fila – 3|</w:t>
       </w:r>
     </w:p>
     <w:p>
@@ -5144,23 +3424,7 @@
           <w:b/>
           <w:bCs/>
         </w:rPr>
-        <w:t xml:space="preserve">¿Es </w:t>
-      </w:r>
-      <w:proofErr w:type="spellStart"/>
-      <w:r>
-        <w:rPr>
-          <w:b/>
-          <w:bCs/>
-        </w:rPr>
-        <w:t>admisible</w:t>
-      </w:r>
-      <w:proofErr w:type="spellEnd"/>
-      <w:r>
-        <w:rPr>
-          <w:b/>
-          <w:bCs/>
-        </w:rPr>
-        <w:t>?</w:t>
+        <w:t>¿Es admisible?</w:t>
       </w:r>
       <w:r>
         <w:rPr>
@@ -5169,304 +3433,17 @@
         </w:rPr>
         <w:t xml:space="preserve">                                                                                                                                                                                  </w:t>
       </w:r>
-      <w:proofErr w:type="spellStart"/>
       <w:r>
-        <w:t>Sí</w:t>
-      </w:r>
-      <w:proofErr w:type="spellEnd"/>
-      <w:r>
-        <w:t xml:space="preserve">, </w:t>
-      </w:r>
-      <w:proofErr w:type="spellStart"/>
-      <w:r>
-        <w:t>porque</w:t>
-      </w:r>
-      <w:proofErr w:type="spellEnd"/>
-      <w:r>
-        <w:t xml:space="preserve"> </w:t>
-      </w:r>
-      <w:proofErr w:type="spellStart"/>
-      <w:r>
-        <w:t>calcula</w:t>
-      </w:r>
-      <w:proofErr w:type="spellEnd"/>
-      <w:r>
-        <w:t xml:space="preserve"> la minima </w:t>
-      </w:r>
-      <w:proofErr w:type="spellStart"/>
-      <w:r>
-        <w:t>distancia</w:t>
-      </w:r>
-      <w:proofErr w:type="spellEnd"/>
-      <w:r>
-        <w:t xml:space="preserve"> </w:t>
-      </w:r>
-      <w:proofErr w:type="spellStart"/>
-      <w:r>
-        <w:t>teórica</w:t>
-      </w:r>
-      <w:proofErr w:type="spellEnd"/>
-      <w:r>
-        <w:t xml:space="preserve"> con pasos </w:t>
-      </w:r>
-      <w:proofErr w:type="spellStart"/>
-      <w:r>
-        <w:t>ortogonales</w:t>
-      </w:r>
-      <w:proofErr w:type="spellEnd"/>
-      <w:r>
-        <w:t xml:space="preserve"> </w:t>
-      </w:r>
-      <w:proofErr w:type="spellStart"/>
-      <w:r>
-        <w:t>asumiendo</w:t>
-      </w:r>
-      <w:proofErr w:type="spellEnd"/>
-      <w:r>
-        <w:t xml:space="preserve"> el </w:t>
-      </w:r>
-      <w:proofErr w:type="spellStart"/>
-      <w:r>
-        <w:t>coste</w:t>
-      </w:r>
-      <w:proofErr w:type="spellEnd"/>
-      <w:r>
-        <w:t xml:space="preserve"> </w:t>
-      </w:r>
-      <w:proofErr w:type="spellStart"/>
-      <w:r>
-        <w:t>mínimo</w:t>
-      </w:r>
-      <w:proofErr w:type="spellEnd"/>
-      <w:r>
-        <w:t xml:space="preserve"> </w:t>
-      </w:r>
-      <w:proofErr w:type="spellStart"/>
-      <w:r>
-        <w:t>por</w:t>
-      </w:r>
-      <w:proofErr w:type="spellEnd"/>
-      <w:r>
-        <w:t xml:space="preserve"> </w:t>
-      </w:r>
-      <w:proofErr w:type="spellStart"/>
-      <w:r>
-        <w:t>celda</w:t>
-      </w:r>
-      <w:proofErr w:type="spellEnd"/>
-      <w:r>
-        <w:t xml:space="preserve"> el </w:t>
-      </w:r>
-      <w:proofErr w:type="spellStart"/>
-      <w:r>
-        <w:t>cual</w:t>
-      </w:r>
-      <w:proofErr w:type="spellEnd"/>
-      <w:r>
-        <w:t xml:space="preserve"> es el </w:t>
-      </w:r>
-      <w:proofErr w:type="spellStart"/>
-      <w:r>
-        <w:t>coste</w:t>
-      </w:r>
-      <w:proofErr w:type="spellEnd"/>
-      <w:r>
-        <w:t xml:space="preserve"> base = 1.</w:t>
+        <w:t xml:space="preserve">Sí, </w:t>
       </w:r>
       <w:r>
-        <w:t xml:space="preserve"> En el </w:t>
+        <w:t>porque calcula la minima distancia teórica con pasos ortogonales asumiendo el coste mínimo por celda el cual es el coste base = 1.</w:t>
       </w:r>
-      <w:proofErr w:type="spellStart"/>
       <w:r>
-        <w:t>mapa</w:t>
+        <w:t xml:space="preserve"> En el mapa real las celdas tienen un coste igual o mayor que 1 por lo tanto el coste real restante </w:t>
       </w:r>
-      <w:proofErr w:type="spellEnd"/>
       <w:r>
-        <w:t xml:space="preserve"> real las </w:t>
-      </w:r>
-      <w:proofErr w:type="spellStart"/>
-      <w:r>
-        <w:t>celdas</w:t>
-      </w:r>
-      <w:proofErr w:type="spellEnd"/>
-      <w:r>
-        <w:t xml:space="preserve"> </w:t>
-      </w:r>
-      <w:proofErr w:type="spellStart"/>
-      <w:r>
-        <w:t>tienen</w:t>
-      </w:r>
-      <w:proofErr w:type="spellEnd"/>
-      <w:r>
-        <w:t xml:space="preserve"> un </w:t>
-      </w:r>
-      <w:proofErr w:type="spellStart"/>
-      <w:r>
-        <w:t>coste</w:t>
-      </w:r>
-      <w:proofErr w:type="spellEnd"/>
-      <w:r>
-        <w:t xml:space="preserve"> </w:t>
-      </w:r>
-      <w:proofErr w:type="spellStart"/>
-      <w:r>
-        <w:t>igual</w:t>
-      </w:r>
-      <w:proofErr w:type="spellEnd"/>
-      <w:r>
-        <w:t xml:space="preserve"> o mayor </w:t>
-      </w:r>
-      <w:proofErr w:type="spellStart"/>
-      <w:r>
-        <w:t>que</w:t>
-      </w:r>
-      <w:proofErr w:type="spellEnd"/>
-      <w:r>
-        <w:t xml:space="preserve"> 1 </w:t>
-      </w:r>
-      <w:proofErr w:type="spellStart"/>
-      <w:r>
-        <w:t>por</w:t>
-      </w:r>
-      <w:proofErr w:type="spellEnd"/>
-      <w:r>
-        <w:t xml:space="preserve"> lo tanto el </w:t>
-      </w:r>
-      <w:proofErr w:type="spellStart"/>
-      <w:r>
-        <w:t>coste</w:t>
-      </w:r>
-      <w:proofErr w:type="spellEnd"/>
-      <w:r>
-        <w:t xml:space="preserve"> real restante </w:t>
-      </w:r>
-      <w:proofErr w:type="spellStart"/>
-      <w:r>
-        <w:t>jamás</w:t>
-      </w:r>
-      <w:proofErr w:type="spellEnd"/>
-      <w:r>
-        <w:t xml:space="preserve"> sera inferior a h(n). Es </w:t>
-      </w:r>
-      <w:proofErr w:type="spellStart"/>
-      <w:r>
-        <w:t>consistente</w:t>
-      </w:r>
-      <w:proofErr w:type="spellEnd"/>
-      <w:r>
-        <w:t xml:space="preserve"> </w:t>
-      </w:r>
-      <w:proofErr w:type="spellStart"/>
-      <w:r>
-        <w:t>porque</w:t>
-      </w:r>
-      <w:proofErr w:type="spellEnd"/>
-      <w:r>
-        <w:t xml:space="preserve"> al pasar a </w:t>
-      </w:r>
-      <w:proofErr w:type="spellStart"/>
-      <w:r>
-        <w:t>una</w:t>
-      </w:r>
-      <w:proofErr w:type="spellEnd"/>
-      <w:r>
-        <w:t xml:space="preserve"> </w:t>
-      </w:r>
-      <w:proofErr w:type="spellStart"/>
-      <w:r>
-        <w:t>celda</w:t>
-      </w:r>
-      <w:proofErr w:type="spellEnd"/>
-      <w:r>
-        <w:t xml:space="preserve"> </w:t>
-      </w:r>
-      <w:proofErr w:type="spellStart"/>
-      <w:r>
-        <w:t>vecina</w:t>
-      </w:r>
-      <w:proofErr w:type="spellEnd"/>
-      <w:r>
-        <w:t xml:space="preserve"> la </w:t>
-      </w:r>
-      <w:proofErr w:type="spellStart"/>
-      <w:r>
-        <w:t>heurística</w:t>
-      </w:r>
-      <w:proofErr w:type="spellEnd"/>
-      <w:r>
-        <w:t xml:space="preserve"> </w:t>
-      </w:r>
-      <w:proofErr w:type="spellStart"/>
-      <w:r>
-        <w:t>disminuye</w:t>
-      </w:r>
-      <w:proofErr w:type="spellEnd"/>
-      <w:r>
-        <w:t xml:space="preserve"> </w:t>
-      </w:r>
-      <w:proofErr w:type="spellStart"/>
-      <w:r>
-        <w:t>como</w:t>
-      </w:r>
-      <w:proofErr w:type="spellEnd"/>
-      <w:r>
-        <w:t xml:space="preserve"> </w:t>
-      </w:r>
-      <w:proofErr w:type="spellStart"/>
-      <w:r>
-        <w:t>máximo</w:t>
-      </w:r>
-      <w:proofErr w:type="spellEnd"/>
-      <w:r>
-        <w:t xml:space="preserve"> </w:t>
-      </w:r>
-      <w:proofErr w:type="spellStart"/>
-      <w:r>
-        <w:t>en</w:t>
-      </w:r>
-      <w:proofErr w:type="spellEnd"/>
-      <w:r>
-        <w:t xml:space="preserve"> 1 </w:t>
-      </w:r>
-      <w:proofErr w:type="spellStart"/>
-      <w:r>
-        <w:t>unidad</w:t>
-      </w:r>
-      <w:proofErr w:type="spellEnd"/>
-      <w:r>
-        <w:t xml:space="preserve"> y el </w:t>
-      </w:r>
-      <w:proofErr w:type="spellStart"/>
-      <w:r>
-        <w:t>coste</w:t>
-      </w:r>
-      <w:proofErr w:type="spellEnd"/>
-      <w:r>
-        <w:t xml:space="preserve"> de </w:t>
-      </w:r>
-      <w:proofErr w:type="spellStart"/>
-      <w:r>
-        <w:t>transición</w:t>
-      </w:r>
-      <w:proofErr w:type="spellEnd"/>
-      <w:r>
-        <w:t xml:space="preserve"> es mayor o </w:t>
-      </w:r>
-      <w:proofErr w:type="spellStart"/>
-      <w:r>
-        <w:t>igual</w:t>
-      </w:r>
-      <w:proofErr w:type="spellEnd"/>
-      <w:r>
-        <w:t xml:space="preserve"> </w:t>
-      </w:r>
-      <w:proofErr w:type="spellStart"/>
-      <w:r>
-        <w:t>que</w:t>
-      </w:r>
-      <w:proofErr w:type="spellEnd"/>
-      <w:r>
-        <w:t xml:space="preserve"> 1.</w:t>
+        <w:t>jamás sera inferior a h(n). Es consistente porque al pasar a una celda vecina la heurística disminuye como máximo en 1 unidad y el coste de transición es mayor o igual que 1.</w:t>
       </w:r>
     </w:p>
     <w:p>
@@ -5536,37 +3513,12 @@
                 <w:bCs/>
               </w:rPr>
             </w:pPr>
-            <w:proofErr w:type="spellStart"/>
-            <w:r>
-              <w:rPr>
-                <w:b/>
-                <w:bCs/>
-              </w:rPr>
-              <w:t>Nodo</w:t>
-            </w:r>
-            <w:proofErr w:type="spellEnd"/>
-            <w:r>
-              <w:rPr>
-                <w:b/>
-                <w:bCs/>
-              </w:rPr>
-              <w:t xml:space="preserve"> </w:t>
-            </w:r>
-            <w:proofErr w:type="spellStart"/>
-            <w:r>
-              <w:rPr>
-                <w:b/>
-                <w:bCs/>
-              </w:rPr>
-              <w:t>expandido</w:t>
-            </w:r>
-            <w:proofErr w:type="spellEnd"/>
-            <w:r>
-              <w:rPr>
-                <w:b/>
-                <w:bCs/>
-              </w:rPr>
-              <w:t xml:space="preserve"> (col, fila)</w:t>
+            <w:r>
+              <w:rPr>
+                <w:b/>
+                <w:bCs/>
+              </w:rPr>
+              <w:t>Nodo expandido (col, fila)</w:t>
             </w:r>
           </w:p>
         </w:tc>
@@ -7498,126 +5450,17 @@
           <w:b/>
           <w:bCs/>
         </w:rPr>
-        <w:t xml:space="preserve">-Camino </w:t>
+        <w:t>-Camino resultante</w:t>
       </w:r>
-      <w:proofErr w:type="spellStart"/>
       <w:r>
         <w:rPr>
           <w:b/>
           <w:bCs/>
         </w:rPr>
-        <w:t>resultante</w:t>
-      </w:r>
-      <w:proofErr w:type="spellEnd"/>
-      <w:r>
-        <w:rPr>
-          <w:b/>
-          <w:bCs/>
-        </w:rPr>
-        <w:t xml:space="preserve">                                                                                                                                                                                                     </w:t>
-      </w:r>
-      <w:proofErr w:type="gramStart"/>
-      <w:r>
-        <w:rPr>
-          <w:b/>
-          <w:bCs/>
-        </w:rPr>
-        <w:t xml:space="preserve">   </w:t>
+        <w:t xml:space="preserve">                                                                                                                                                                                                        </w:t>
       </w:r>
       <w:r>
-        <w:t>(</w:t>
-      </w:r>
-      <w:proofErr w:type="gramEnd"/>
-      <w:r>
-        <w:t>0,0)-</w:t>
-      </w:r>
-      <w:proofErr w:type="gramStart"/>
-      <w:r>
-        <w:t>&gt;(</w:t>
-      </w:r>
-      <w:proofErr w:type="gramEnd"/>
-      <w:r>
-        <w:t>0,1)-</w:t>
-      </w:r>
-      <w:proofErr w:type="gramStart"/>
-      <w:r>
-        <w:t>&gt;(</w:t>
-      </w:r>
-      <w:proofErr w:type="gramEnd"/>
-      <w:r>
-        <w:t>1,1)-</w:t>
-      </w:r>
-      <w:proofErr w:type="gramStart"/>
-      <w:r>
-        <w:t>&gt;(</w:t>
-      </w:r>
-      <w:proofErr w:type="gramEnd"/>
-      <w:r>
-        <w:t>2,1)-</w:t>
-      </w:r>
-      <w:proofErr w:type="gramStart"/>
-      <w:r>
-        <w:t>&gt;(</w:t>
-      </w:r>
-      <w:proofErr w:type="gramEnd"/>
-      <w:r>
-        <w:t>3,1)-</w:t>
-      </w:r>
-      <w:proofErr w:type="gramStart"/>
-      <w:r>
-        <w:t>&gt;(</w:t>
-      </w:r>
-      <w:proofErr w:type="gramEnd"/>
-      <w:r>
-        <w:t>4,1)-</w:t>
-      </w:r>
-      <w:proofErr w:type="gramStart"/>
-      <w:r>
-        <w:t>&gt;(</w:t>
-      </w:r>
-      <w:proofErr w:type="gramEnd"/>
-      <w:r>
-        <w:t>5,1)-</w:t>
-      </w:r>
-      <w:proofErr w:type="gramStart"/>
-      <w:r>
-        <w:t>&gt;(</w:t>
-      </w:r>
-      <w:proofErr w:type="gramEnd"/>
-      <w:r>
-        <w:t>6,1)-</w:t>
-      </w:r>
-      <w:proofErr w:type="gramStart"/>
-      <w:r>
-        <w:t>&gt;(</w:t>
-      </w:r>
-      <w:proofErr w:type="gramEnd"/>
-      <w:r>
-        <w:t>7,1)-</w:t>
-      </w:r>
-      <w:proofErr w:type="gramStart"/>
-      <w:r>
-        <w:t>&gt;(</w:t>
-      </w:r>
-      <w:proofErr w:type="gramEnd"/>
-      <w:r>
-        <w:t>7,2)-</w:t>
-      </w:r>
-      <w:proofErr w:type="gramStart"/>
-      <w:r>
-        <w:t>&gt;(</w:t>
-      </w:r>
-      <w:proofErr w:type="gramEnd"/>
-      <w:r>
-        <w:t>8,2)-</w:t>
-      </w:r>
-      <w:proofErr w:type="gramStart"/>
-      <w:r>
-        <w:t>&gt;(</w:t>
-      </w:r>
-      <w:proofErr w:type="gramEnd"/>
-      <w:r>
-        <w:t>8,3)</w:t>
+        <w:t>(0,0)-&gt;(0,1)-&gt;(1,1)-&gt;(2,1)-&gt;(3,1)-&gt;(4,1)-&gt;(5,1)-&gt;(6,1)-&gt;(7,1)-&gt;(7,2)-&gt;(8,2)-&gt;(8,3)</w:t>
       </w:r>
     </w:p>
     <w:p>
@@ -7644,23 +5487,7 @@
           <w:b/>
           <w:bCs/>
         </w:rPr>
-        <w:t xml:space="preserve">-Nodos </w:t>
-      </w:r>
-      <w:proofErr w:type="spellStart"/>
-      <w:r>
-        <w:rPr>
-          <w:b/>
-          <w:bCs/>
-        </w:rPr>
-        <w:t>expandidos</w:t>
-      </w:r>
-      <w:proofErr w:type="spellEnd"/>
-      <w:r>
-        <w:rPr>
-          <w:b/>
-          <w:bCs/>
-        </w:rPr>
-        <w:t xml:space="preserve">                                                                                                                                                                                     </w:t>
+        <w:t xml:space="preserve">-Nodos expandidos                                                                                                                                                                                     </w:t>
       </w:r>
       <w:r>
         <w:t>16</w:t>
@@ -7671,683 +5498,13 @@
         <w:pStyle w:val="Ttulo1"/>
       </w:pPr>
       <w:r>
-        <w:lastRenderedPageBreak/>
         <w:t>5</w:t>
       </w:r>
       <w:r>
         <w:t>.</w:t>
       </w:r>
       <w:r>
-        <w:t xml:space="preserve"> </w:t>
-      </w:r>
-      <w:proofErr w:type="spellStart"/>
-      <w:r>
-        <w:t>Comparación</w:t>
-      </w:r>
-      <w:proofErr w:type="spellEnd"/>
-      <w:r>
-        <w:t xml:space="preserve"> de </w:t>
-      </w:r>
-      <w:proofErr w:type="spellStart"/>
-      <w:r>
-        <w:t>algoritmos</w:t>
-      </w:r>
-      <w:proofErr w:type="spellEnd"/>
-    </w:p>
-    <w:p>
-      <w:pPr>
-        <w:rPr>
-          <w:b/>
-          <w:bCs/>
-        </w:rPr>
-      </w:pPr>
-      <w:r>
-        <w:rPr>
-          <w:b/>
-          <w:bCs/>
-        </w:rPr>
-        <w:t>-</w:t>
-      </w:r>
-      <w:r>
-        <w:rPr>
-          <w:b/>
-          <w:bCs/>
-        </w:rPr>
-        <w:t>¿</w:t>
-      </w:r>
-      <w:proofErr w:type="gramStart"/>
-      <w:r>
-        <w:rPr>
-          <w:b/>
-          <w:bCs/>
-        </w:rPr>
-        <w:t>Los</w:t>
-      </w:r>
-      <w:proofErr w:type="gramEnd"/>
-      <w:r>
-        <w:rPr>
-          <w:b/>
-          <w:bCs/>
-        </w:rPr>
-        <w:t xml:space="preserve"> dos </w:t>
-      </w:r>
-      <w:proofErr w:type="spellStart"/>
-      <w:r>
-        <w:rPr>
-          <w:b/>
-          <w:bCs/>
-        </w:rPr>
-        <w:t>algoritmos</w:t>
-      </w:r>
-      <w:proofErr w:type="spellEnd"/>
-      <w:r>
-        <w:rPr>
-          <w:b/>
-          <w:bCs/>
-        </w:rPr>
-        <w:t xml:space="preserve"> </w:t>
-      </w:r>
-      <w:proofErr w:type="spellStart"/>
-      <w:r>
-        <w:rPr>
-          <w:b/>
-          <w:bCs/>
-        </w:rPr>
-        <w:t>encuentran</w:t>
-      </w:r>
-      <w:proofErr w:type="spellEnd"/>
-      <w:r>
-        <w:rPr>
-          <w:b/>
-          <w:bCs/>
-        </w:rPr>
-        <w:t xml:space="preserve"> el </w:t>
-      </w:r>
-      <w:proofErr w:type="spellStart"/>
-      <w:r>
-        <w:rPr>
-          <w:b/>
-          <w:bCs/>
-        </w:rPr>
-        <w:t>mismo</w:t>
-      </w:r>
-      <w:proofErr w:type="spellEnd"/>
-      <w:r>
-        <w:rPr>
-          <w:b/>
-          <w:bCs/>
-        </w:rPr>
-        <w:t xml:space="preserve"> camino? ¿Tienen el </w:t>
-      </w:r>
-      <w:proofErr w:type="spellStart"/>
-      <w:r>
-        <w:rPr>
-          <w:b/>
-          <w:bCs/>
-        </w:rPr>
-        <w:t>mismo</w:t>
-      </w:r>
-      <w:proofErr w:type="spellEnd"/>
-      <w:r>
-        <w:rPr>
-          <w:b/>
-          <w:bCs/>
-        </w:rPr>
-        <w:t xml:space="preserve"> </w:t>
-      </w:r>
-      <w:proofErr w:type="spellStart"/>
-      <w:r>
-        <w:rPr>
-          <w:b/>
-          <w:bCs/>
-        </w:rPr>
-        <w:t>coste</w:t>
-      </w:r>
-      <w:proofErr w:type="spellEnd"/>
-      <w:r>
-        <w:rPr>
-          <w:b/>
-          <w:bCs/>
-        </w:rPr>
-        <w:t xml:space="preserve">? Si </w:t>
-      </w:r>
-      <w:proofErr w:type="spellStart"/>
-      <w:r>
-        <w:rPr>
-          <w:b/>
-          <w:bCs/>
-        </w:rPr>
-        <w:t>difieren</w:t>
-      </w:r>
-      <w:proofErr w:type="spellEnd"/>
-      <w:r>
-        <w:rPr>
-          <w:b/>
-          <w:bCs/>
-        </w:rPr>
-        <w:t>, ¿</w:t>
-      </w:r>
-      <w:proofErr w:type="spellStart"/>
-      <w:r>
-        <w:rPr>
-          <w:b/>
-          <w:bCs/>
-        </w:rPr>
-        <w:t>cuál</w:t>
-      </w:r>
-      <w:proofErr w:type="spellEnd"/>
-      <w:r>
-        <w:rPr>
-          <w:b/>
-          <w:bCs/>
-        </w:rPr>
-        <w:t xml:space="preserve"> es </w:t>
-      </w:r>
-      <w:proofErr w:type="spellStart"/>
-      <w:r>
-        <w:rPr>
-          <w:b/>
-          <w:bCs/>
-        </w:rPr>
-        <w:t>mejor</w:t>
-      </w:r>
-      <w:proofErr w:type="spellEnd"/>
-      <w:r>
-        <w:rPr>
-          <w:b/>
-          <w:bCs/>
-        </w:rPr>
-        <w:t xml:space="preserve"> y </w:t>
-      </w:r>
-      <w:proofErr w:type="spellStart"/>
-      <w:r>
-        <w:rPr>
-          <w:b/>
-          <w:bCs/>
-        </w:rPr>
-        <w:t>por</w:t>
-      </w:r>
-      <w:proofErr w:type="spellEnd"/>
-      <w:r>
-        <w:rPr>
-          <w:b/>
-          <w:bCs/>
-        </w:rPr>
-        <w:t xml:space="preserve"> </w:t>
-      </w:r>
-      <w:proofErr w:type="spellStart"/>
-      <w:r>
-        <w:rPr>
-          <w:b/>
-          <w:bCs/>
-        </w:rPr>
-        <w:t>qué</w:t>
-      </w:r>
-      <w:proofErr w:type="spellEnd"/>
-      <w:r>
-        <w:rPr>
-          <w:b/>
-          <w:bCs/>
-        </w:rPr>
-        <w:t>?</w:t>
-      </w:r>
-      <w:r>
-        <w:rPr>
-          <w:b/>
-          <w:bCs/>
-        </w:rPr>
-        <w:t xml:space="preserve">       </w:t>
-      </w:r>
-      <w:proofErr w:type="spellStart"/>
-      <w:r>
-        <w:t>Sí</w:t>
-      </w:r>
-      <w:proofErr w:type="spellEnd"/>
-      <w:r>
-        <w:t xml:space="preserve">, ambos </w:t>
-      </w:r>
-      <w:proofErr w:type="spellStart"/>
-      <w:r>
-        <w:t>encuentran</w:t>
-      </w:r>
-      <w:proofErr w:type="spellEnd"/>
-      <w:r>
-        <w:t xml:space="preserve"> el camino </w:t>
-      </w:r>
-      <w:proofErr w:type="spellStart"/>
-      <w:r>
-        <w:t>óptimo</w:t>
-      </w:r>
-      <w:proofErr w:type="spellEnd"/>
-      <w:r>
-        <w:t xml:space="preserve"> de </w:t>
-      </w:r>
-      <w:proofErr w:type="spellStart"/>
-      <w:r>
-        <w:t>coste</w:t>
-      </w:r>
-      <w:proofErr w:type="spellEnd"/>
-      <w:r>
-        <w:t xml:space="preserve"> total 15. Es el </w:t>
-      </w:r>
-      <w:proofErr w:type="spellStart"/>
-      <w:r>
-        <w:t>resultado</w:t>
-      </w:r>
-      <w:proofErr w:type="spellEnd"/>
-      <w:r>
-        <w:t xml:space="preserve"> de usar </w:t>
-      </w:r>
-      <w:proofErr w:type="spellStart"/>
-      <w:r>
-        <w:t>una</w:t>
-      </w:r>
-      <w:proofErr w:type="spellEnd"/>
-      <w:r>
-        <w:t xml:space="preserve"> </w:t>
-      </w:r>
-      <w:proofErr w:type="spellStart"/>
-      <w:r>
-        <w:t>heurística</w:t>
-      </w:r>
-      <w:proofErr w:type="spellEnd"/>
-      <w:r>
-        <w:t xml:space="preserve"> </w:t>
-      </w:r>
-      <w:proofErr w:type="spellStart"/>
-      <w:r>
-        <w:t>admisible</w:t>
-      </w:r>
-      <w:proofErr w:type="spellEnd"/>
-      <w:r>
-        <w:t xml:space="preserve"> y </w:t>
-      </w:r>
-      <w:proofErr w:type="spellStart"/>
-      <w:r>
-        <w:t>consistente</w:t>
-      </w:r>
-      <w:proofErr w:type="spellEnd"/>
-      <w:r>
-        <w:t xml:space="preserve"> </w:t>
-      </w:r>
-      <w:proofErr w:type="spellStart"/>
-      <w:r>
-        <w:t>en</w:t>
-      </w:r>
-      <w:proofErr w:type="spellEnd"/>
-      <w:r>
-        <w:t xml:space="preserve"> A*</w:t>
-      </w:r>
-      <w:r>
-        <w:t>.</w:t>
-      </w:r>
-    </w:p>
-    <w:p>
-      <w:r>
-        <w:rPr>
-          <w:b/>
-          <w:bCs/>
-        </w:rPr>
-        <w:t>-</w:t>
-      </w:r>
-      <w:r>
-        <w:rPr>
-          <w:b/>
-          <w:bCs/>
-        </w:rPr>
-        <w:t>¿</w:t>
-      </w:r>
-      <w:proofErr w:type="spellStart"/>
-      <w:r>
-        <w:rPr>
-          <w:b/>
-          <w:bCs/>
-        </w:rPr>
-        <w:t>Cuál</w:t>
-      </w:r>
-      <w:proofErr w:type="spellEnd"/>
-      <w:r>
-        <w:rPr>
-          <w:b/>
-          <w:bCs/>
-        </w:rPr>
-        <w:t xml:space="preserve"> ha </w:t>
-      </w:r>
-      <w:proofErr w:type="spellStart"/>
-      <w:r>
-        <w:rPr>
-          <w:b/>
-          <w:bCs/>
-        </w:rPr>
-        <w:t>explorado</w:t>
-      </w:r>
-      <w:proofErr w:type="spellEnd"/>
-      <w:r>
-        <w:rPr>
-          <w:b/>
-          <w:bCs/>
-        </w:rPr>
-        <w:t xml:space="preserve"> </w:t>
-      </w:r>
-      <w:proofErr w:type="spellStart"/>
-      <w:r>
-        <w:rPr>
-          <w:b/>
-          <w:bCs/>
-        </w:rPr>
-        <w:t>menos</w:t>
-      </w:r>
-      <w:proofErr w:type="spellEnd"/>
-      <w:r>
-        <w:rPr>
-          <w:b/>
-          <w:bCs/>
-        </w:rPr>
-        <w:t xml:space="preserve"> </w:t>
-      </w:r>
-      <w:proofErr w:type="spellStart"/>
-      <w:r>
-        <w:rPr>
-          <w:b/>
-          <w:bCs/>
-        </w:rPr>
-        <w:t>nodos</w:t>
-      </w:r>
-      <w:proofErr w:type="spellEnd"/>
-      <w:r>
-        <w:rPr>
-          <w:b/>
-          <w:bCs/>
-        </w:rPr>
-        <w:t>? ¿</w:t>
-      </w:r>
-      <w:proofErr w:type="spellStart"/>
-      <w:r>
-        <w:rPr>
-          <w:b/>
-          <w:bCs/>
-        </w:rPr>
-        <w:t>Qué</w:t>
-      </w:r>
-      <w:proofErr w:type="spellEnd"/>
-      <w:r>
-        <w:rPr>
-          <w:b/>
-          <w:bCs/>
-        </w:rPr>
-        <w:t xml:space="preserve"> </w:t>
-      </w:r>
-      <w:proofErr w:type="spellStart"/>
-      <w:r>
-        <w:rPr>
-          <w:b/>
-          <w:bCs/>
-        </w:rPr>
-        <w:t>implica</w:t>
-      </w:r>
-      <w:proofErr w:type="spellEnd"/>
-      <w:r>
-        <w:rPr>
-          <w:b/>
-          <w:bCs/>
-        </w:rPr>
-        <w:t xml:space="preserve"> </w:t>
-      </w:r>
-      <w:proofErr w:type="spellStart"/>
-      <w:r>
-        <w:rPr>
-          <w:b/>
-          <w:bCs/>
-        </w:rPr>
-        <w:t>eso</w:t>
-      </w:r>
-      <w:proofErr w:type="spellEnd"/>
-      <w:r>
-        <w:rPr>
-          <w:b/>
-          <w:bCs/>
-        </w:rPr>
-        <w:t xml:space="preserve"> para un bot con </w:t>
-      </w:r>
-      <w:proofErr w:type="spellStart"/>
-      <w:r>
-        <w:rPr>
-          <w:b/>
-          <w:bCs/>
-        </w:rPr>
-        <w:t>límite</w:t>
-      </w:r>
-      <w:proofErr w:type="spellEnd"/>
-      <w:r>
-        <w:rPr>
-          <w:b/>
-          <w:bCs/>
-        </w:rPr>
-        <w:t xml:space="preserve"> de </w:t>
-      </w:r>
-      <w:proofErr w:type="spellStart"/>
-      <w:r>
-        <w:rPr>
-          <w:b/>
-          <w:bCs/>
-        </w:rPr>
-        <w:t>tiempo</w:t>
-      </w:r>
-      <w:proofErr w:type="spellEnd"/>
-      <w:r>
-        <w:rPr>
-          <w:b/>
-          <w:bCs/>
-        </w:rPr>
-        <w:t xml:space="preserve"> </w:t>
-      </w:r>
-      <w:proofErr w:type="spellStart"/>
-      <w:r>
-        <w:rPr>
-          <w:b/>
-          <w:bCs/>
-        </w:rPr>
-        <w:t>por</w:t>
-      </w:r>
-      <w:proofErr w:type="spellEnd"/>
-      <w:r>
-        <w:rPr>
-          <w:b/>
-          <w:bCs/>
-        </w:rPr>
-        <w:t xml:space="preserve"> </w:t>
-      </w:r>
-      <w:proofErr w:type="spellStart"/>
-      <w:r>
-        <w:rPr>
-          <w:b/>
-          <w:bCs/>
-        </w:rPr>
-        <w:t>turno</w:t>
-      </w:r>
-      <w:proofErr w:type="spellEnd"/>
-      <w:r>
-        <w:rPr>
-          <w:b/>
-          <w:bCs/>
-        </w:rPr>
-        <w:t>?</w:t>
-      </w:r>
-      <w:r>
-        <w:rPr>
-          <w:b/>
-          <w:bCs/>
-        </w:rPr>
-        <w:t xml:space="preserve">                           </w:t>
-      </w:r>
-      <w:r>
-        <w:t xml:space="preserve">A* ha </w:t>
-      </w:r>
-      <w:proofErr w:type="spellStart"/>
-      <w:r>
-        <w:t>explorado</w:t>
-      </w:r>
-      <w:proofErr w:type="spellEnd"/>
-      <w:r>
-        <w:t xml:space="preserve"> 16 </w:t>
-      </w:r>
-      <w:proofErr w:type="spellStart"/>
-      <w:r>
-        <w:t>nodos</w:t>
-      </w:r>
-      <w:proofErr w:type="spellEnd"/>
-      <w:r>
-        <w:t xml:space="preserve"> </w:t>
-      </w:r>
-      <w:proofErr w:type="spellStart"/>
-      <w:r>
-        <w:t>respecto</w:t>
-      </w:r>
-      <w:proofErr w:type="spellEnd"/>
-      <w:r>
-        <w:t xml:space="preserve"> a </w:t>
-      </w:r>
-      <w:proofErr w:type="spellStart"/>
-      <w:r>
-        <w:t>los</w:t>
-      </w:r>
-      <w:proofErr w:type="spellEnd"/>
-      <w:r>
-        <w:t xml:space="preserve"> 36 </w:t>
-      </w:r>
-      <w:proofErr w:type="spellStart"/>
-      <w:r>
-        <w:t>nodos</w:t>
-      </w:r>
-      <w:proofErr w:type="spellEnd"/>
-      <w:r>
-        <w:t xml:space="preserve"> de </w:t>
-      </w:r>
-      <w:r>
-        <w:t xml:space="preserve">UCS lo </w:t>
-      </w:r>
-      <w:proofErr w:type="spellStart"/>
-      <w:r>
-        <w:t>cual</w:t>
-      </w:r>
-      <w:proofErr w:type="spellEnd"/>
-      <w:r>
-        <w:t xml:space="preserve"> es </w:t>
-      </w:r>
-      <w:proofErr w:type="spellStart"/>
-      <w:r>
-        <w:t>una</w:t>
-      </w:r>
-      <w:proofErr w:type="spellEnd"/>
-      <w:r>
-        <w:t xml:space="preserve"> </w:t>
-      </w:r>
-      <w:proofErr w:type="spellStart"/>
-      <w:r>
-        <w:t>reducción</w:t>
-      </w:r>
-      <w:proofErr w:type="spellEnd"/>
-      <w:r>
-        <w:t xml:space="preserve"> de </w:t>
-      </w:r>
-      <w:proofErr w:type="spellStart"/>
-      <w:r>
-        <w:t>nodos</w:t>
-      </w:r>
-      <w:proofErr w:type="spellEnd"/>
-      <w:r>
-        <w:t xml:space="preserve"> considerable. </w:t>
-      </w:r>
-      <w:proofErr w:type="spellStart"/>
-      <w:r>
-        <w:t>E</w:t>
-      </w:r>
-      <w:r>
-        <w:t>xpandir</w:t>
-      </w:r>
-      <w:proofErr w:type="spellEnd"/>
-      <w:r>
-        <w:t xml:space="preserve"> </w:t>
-      </w:r>
-      <w:proofErr w:type="spellStart"/>
-      <w:r>
-        <w:t>menos</w:t>
-      </w:r>
-      <w:proofErr w:type="spellEnd"/>
-      <w:r>
-        <w:t xml:space="preserve"> </w:t>
-      </w:r>
-      <w:proofErr w:type="spellStart"/>
-      <w:r>
-        <w:t>nodos</w:t>
-      </w:r>
-      <w:proofErr w:type="spellEnd"/>
-      <w:r>
-        <w:t xml:space="preserve"> reduce el </w:t>
-      </w:r>
-      <w:proofErr w:type="spellStart"/>
-      <w:r>
-        <w:t>consumo</w:t>
-      </w:r>
-      <w:proofErr w:type="spellEnd"/>
-      <w:r>
-        <w:t xml:space="preserve"> de </w:t>
-      </w:r>
-      <w:proofErr w:type="spellStart"/>
-      <w:r>
-        <w:t>tiempo</w:t>
-      </w:r>
-      <w:proofErr w:type="spellEnd"/>
-      <w:r>
-        <w:t xml:space="preserve"> de la CPU y </w:t>
-      </w:r>
-      <w:proofErr w:type="spellStart"/>
-      <w:r>
-        <w:t>por</w:t>
-      </w:r>
-      <w:proofErr w:type="spellEnd"/>
-      <w:r>
-        <w:t xml:space="preserve"> tanto es </w:t>
-      </w:r>
-      <w:proofErr w:type="spellStart"/>
-      <w:r>
-        <w:t>menos</w:t>
-      </w:r>
-      <w:proofErr w:type="spellEnd"/>
-      <w:r>
-        <w:t xml:space="preserve"> probable </w:t>
-      </w:r>
-      <w:proofErr w:type="spellStart"/>
-      <w:r>
-        <w:t>que</w:t>
-      </w:r>
-      <w:proofErr w:type="spellEnd"/>
-      <w:r>
-        <w:t xml:space="preserve"> </w:t>
-      </w:r>
-      <w:proofErr w:type="spellStart"/>
-      <w:r>
-        <w:t>pierdas</w:t>
-      </w:r>
-      <w:proofErr w:type="spellEnd"/>
-      <w:r>
-        <w:t xml:space="preserve"> el </w:t>
-      </w:r>
-      <w:proofErr w:type="spellStart"/>
-      <w:r>
-        <w:t>turno</w:t>
-      </w:r>
-      <w:proofErr w:type="spellEnd"/>
-      <w:r>
-        <w:t xml:space="preserve"> </w:t>
-      </w:r>
-      <w:proofErr w:type="spellStart"/>
-      <w:r>
-        <w:t>por</w:t>
-      </w:r>
-      <w:proofErr w:type="spellEnd"/>
-      <w:r>
-        <w:t xml:space="preserve"> timeout.</w:t>
+        <w:t xml:space="preserve"> Comparación de algoritmos</w:t>
       </w:r>
     </w:p>
     <w:p>
@@ -8369,241 +5526,72 @@
           <w:b/>
           <w:bCs/>
         </w:rPr>
-        <w:t xml:space="preserve">El camino </w:t>
+        <w:t>¿Los dos algoritmos encuentran el mismo camino? ¿Tienen el mismo coste? Si difieren, ¿cuál es mejor y por qué?</w:t>
       </w:r>
-      <w:proofErr w:type="spellStart"/>
       <w:r>
         <w:rPr>
           <w:b/>
           <w:bCs/>
         </w:rPr>
-        <w:t>más</w:t>
+        <w:t xml:space="preserve">       </w:t>
       </w:r>
-      <w:proofErr w:type="spellEnd"/>
+      <w:r>
+        <w:t>Sí, ambos encuentran el camino óptimo de coste total 15. Es el resultado de usar una heurística admisible y consistente en A*</w:t>
+      </w:r>
+      <w:r>
+        <w:t>.</w:t>
+      </w:r>
+    </w:p>
+    <w:p>
       <w:r>
         <w:rPr>
           <w:b/>
           <w:bCs/>
         </w:rPr>
-        <w:t xml:space="preserve"> </w:t>
+        <w:lastRenderedPageBreak/>
+        <w:t>-</w:t>
       </w:r>
-      <w:proofErr w:type="spellStart"/>
       <w:r>
         <w:rPr>
           <w:b/>
           <w:bCs/>
         </w:rPr>
-        <w:t>directo</w:t>
+        <w:t>¿Cuál ha explorado menos nodos? ¿Qué implica eso para un bot con límite de tiempo por turno?</w:t>
       </w:r>
-      <w:proofErr w:type="spellEnd"/>
       <w:r>
         <w:rPr>
           <w:b/>
           <w:bCs/>
         </w:rPr>
-        <w:t xml:space="preserve"> </w:t>
+        <w:t xml:space="preserve">                           </w:t>
       </w:r>
-      <w:proofErr w:type="spellStart"/>
+      <w:r>
+        <w:t xml:space="preserve">A* ha explorado 16 nodos respecto a los 36 nodos de </w:t>
+      </w:r>
+      <w:r>
+        <w:t>UCS lo cual es una reducción de nodos considerable. E</w:t>
+      </w:r>
+      <w:r>
+        <w:t xml:space="preserve">xpandir menos nodos reduce el consumo de tiempo de la CPU y por tanto es menos probable </w:t>
+      </w:r>
+      <w:r>
+        <w:t>que pierdas el turno por timeout.</w:t>
+      </w:r>
+    </w:p>
+    <w:p>
+      <w:pPr>
+        <w:rPr>
+          <w:b/>
+          <w:bCs/>
+        </w:rPr>
+      </w:pPr>
       <w:r>
         <w:rPr>
           <w:b/>
           <w:bCs/>
         </w:rPr>
-        <w:t>sería</w:t>
+        <w:t>-El camino más directo sería ir por la fila 0 hasta la columna 8 y bajar a (8,3). Calculad su coste a mano. ¿Es peor respecto al camino de vuestro algoritmo informado</w:t>
       </w:r>
-      <w:proofErr w:type="spellEnd"/>
-      <w:r>
-        <w:rPr>
-          <w:b/>
-          <w:bCs/>
-        </w:rPr>
-        <w:t xml:space="preserve"> </w:t>
-      </w:r>
-      <w:proofErr w:type="spellStart"/>
-      <w:r>
-        <w:rPr>
-          <w:b/>
-          <w:bCs/>
-        </w:rPr>
-        <w:t>ir</w:t>
-      </w:r>
-      <w:proofErr w:type="spellEnd"/>
-      <w:r>
-        <w:rPr>
-          <w:b/>
-          <w:bCs/>
-        </w:rPr>
-        <w:t xml:space="preserve"> </w:t>
-      </w:r>
-      <w:proofErr w:type="spellStart"/>
-      <w:r>
-        <w:rPr>
-          <w:b/>
-          <w:bCs/>
-        </w:rPr>
-        <w:t>por</w:t>
-      </w:r>
-      <w:proofErr w:type="spellEnd"/>
-      <w:r>
-        <w:rPr>
-          <w:b/>
-          <w:bCs/>
-        </w:rPr>
-        <w:t xml:space="preserve"> la fila 0 hasta la columna 8 y </w:t>
-      </w:r>
-      <w:proofErr w:type="spellStart"/>
-      <w:r>
-        <w:rPr>
-          <w:b/>
-          <w:bCs/>
-        </w:rPr>
-        <w:t>bajar</w:t>
-      </w:r>
-      <w:proofErr w:type="spellEnd"/>
-      <w:r>
-        <w:rPr>
-          <w:b/>
-          <w:bCs/>
-        </w:rPr>
-        <w:t xml:space="preserve"> </w:t>
-      </w:r>
-      <w:proofErr w:type="spellStart"/>
-      <w:r>
-        <w:rPr>
-          <w:b/>
-          <w:bCs/>
-        </w:rPr>
-        <w:t>a</w:t>
-      </w:r>
-      <w:proofErr w:type="spellEnd"/>
-      <w:r>
-        <w:rPr>
-          <w:b/>
-          <w:bCs/>
-        </w:rPr>
-        <w:t xml:space="preserve"> (8,3). </w:t>
-      </w:r>
-      <w:proofErr w:type="spellStart"/>
-      <w:r>
-        <w:rPr>
-          <w:b/>
-          <w:bCs/>
-        </w:rPr>
-        <w:t>Calculad</w:t>
-      </w:r>
-      <w:proofErr w:type="spellEnd"/>
-      <w:r>
-        <w:rPr>
-          <w:b/>
-          <w:bCs/>
-        </w:rPr>
-        <w:t xml:space="preserve"> </w:t>
-      </w:r>
-      <w:proofErr w:type="spellStart"/>
-      <w:r>
-        <w:rPr>
-          <w:b/>
-          <w:bCs/>
-        </w:rPr>
-        <w:t>su</w:t>
-      </w:r>
-      <w:proofErr w:type="spellEnd"/>
-      <w:r>
-        <w:rPr>
-          <w:b/>
-          <w:bCs/>
-        </w:rPr>
-        <w:t xml:space="preserve"> </w:t>
-      </w:r>
-      <w:proofErr w:type="spellStart"/>
-      <w:r>
-        <w:rPr>
-          <w:b/>
-          <w:bCs/>
-        </w:rPr>
-        <w:t>coste</w:t>
-      </w:r>
-      <w:proofErr w:type="spellEnd"/>
-      <w:r>
-        <w:rPr>
-          <w:b/>
-          <w:bCs/>
-        </w:rPr>
-        <w:t xml:space="preserve"> a mano. ¿Es </w:t>
-      </w:r>
-      <w:proofErr w:type="spellStart"/>
-      <w:r>
-        <w:rPr>
-          <w:b/>
-          <w:bCs/>
-        </w:rPr>
-        <w:t>peor</w:t>
-      </w:r>
-      <w:proofErr w:type="spellEnd"/>
-      <w:r>
-        <w:rPr>
-          <w:b/>
-          <w:bCs/>
-        </w:rPr>
-        <w:t xml:space="preserve"> </w:t>
-      </w:r>
-      <w:proofErr w:type="spellStart"/>
-      <w:r>
-        <w:rPr>
-          <w:b/>
-          <w:bCs/>
-        </w:rPr>
-        <w:t>respecto</w:t>
-      </w:r>
-      <w:proofErr w:type="spellEnd"/>
-      <w:r>
-        <w:rPr>
-          <w:b/>
-          <w:bCs/>
-        </w:rPr>
-        <w:t xml:space="preserve"> al camino de </w:t>
-      </w:r>
-      <w:proofErr w:type="spellStart"/>
-      <w:r>
-        <w:rPr>
-          <w:b/>
-          <w:bCs/>
-        </w:rPr>
-        <w:t>vuestro</w:t>
-      </w:r>
-      <w:proofErr w:type="spellEnd"/>
-      <w:r>
-        <w:rPr>
-          <w:b/>
-          <w:bCs/>
-        </w:rPr>
-        <w:t xml:space="preserve"> </w:t>
-      </w:r>
-      <w:proofErr w:type="spellStart"/>
-      <w:r>
-        <w:rPr>
-          <w:b/>
-          <w:bCs/>
-        </w:rPr>
-        <w:t>algoritmo</w:t>
-      </w:r>
-      <w:proofErr w:type="spellEnd"/>
-      <w:r>
-        <w:rPr>
-          <w:b/>
-          <w:bCs/>
-        </w:rPr>
-        <w:t xml:space="preserve"> </w:t>
-      </w:r>
-      <w:proofErr w:type="spellStart"/>
-      <w:r>
-        <w:rPr>
-          <w:b/>
-          <w:bCs/>
-        </w:rPr>
-        <w:t>informado</w:t>
-      </w:r>
-      <w:proofErr w:type="spellEnd"/>
       <w:r>
         <w:rPr>
           <w:b/>
@@ -8623,6 +5611,7 @@
         <w:rPr>
           <w:b/>
           <w:bCs/>
+          <w:noProof/>
         </w:rPr>
         <w:drawing>
           <wp:inline distT="0" distB="0" distL="0" distR="0" wp14:anchorId="7B32C5EC" wp14:editId="5EF11B43">
@@ -8677,87 +5666,7 @@
         </w:rPr>
       </w:pPr>
       <w:r>
-        <w:t xml:space="preserve">El camino es </w:t>
-      </w:r>
-      <w:proofErr w:type="spellStart"/>
-      <w:r>
-        <w:t>bastante</w:t>
-      </w:r>
-      <w:proofErr w:type="spellEnd"/>
-      <w:r>
-        <w:t xml:space="preserve"> </w:t>
-      </w:r>
-      <w:proofErr w:type="spellStart"/>
-      <w:r>
-        <w:t>peor</w:t>
-      </w:r>
-      <w:proofErr w:type="spellEnd"/>
-      <w:r>
-        <w:t xml:space="preserve"> </w:t>
-      </w:r>
-      <w:proofErr w:type="spellStart"/>
-      <w:r>
-        <w:t>porque</w:t>
-      </w:r>
-      <w:proofErr w:type="spellEnd"/>
-      <w:r>
-        <w:t xml:space="preserve"> </w:t>
-      </w:r>
-      <w:proofErr w:type="spellStart"/>
-      <w:r>
-        <w:t>moverse</w:t>
-      </w:r>
-      <w:proofErr w:type="spellEnd"/>
-      <w:r>
-        <w:t xml:space="preserve"> </w:t>
-      </w:r>
-      <w:proofErr w:type="spellStart"/>
-      <w:r>
-        <w:t>pegado</w:t>
-      </w:r>
-      <w:proofErr w:type="spellEnd"/>
-      <w:r>
-        <w:t xml:space="preserve"> a las </w:t>
-      </w:r>
-      <w:proofErr w:type="spellStart"/>
-      <w:r>
-        <w:t>paredes</w:t>
-      </w:r>
-      <w:proofErr w:type="spellEnd"/>
-      <w:r>
-        <w:t xml:space="preserve"> </w:t>
-      </w:r>
-      <w:proofErr w:type="spellStart"/>
-      <w:r>
-        <w:t>supone</w:t>
-      </w:r>
-      <w:proofErr w:type="spellEnd"/>
-      <w:r>
-        <w:t xml:space="preserve"> </w:t>
-      </w:r>
-      <w:proofErr w:type="spellStart"/>
-      <w:r>
-        <w:t>una</w:t>
-      </w:r>
-      <w:proofErr w:type="spellEnd"/>
-      <w:r>
-        <w:t xml:space="preserve"> </w:t>
-      </w:r>
-      <w:proofErr w:type="spellStart"/>
-      <w:r>
-        <w:t>penalización</w:t>
-      </w:r>
-      <w:proofErr w:type="spellEnd"/>
-      <w:r>
-        <w:t xml:space="preserve"> </w:t>
-      </w:r>
-      <w:proofErr w:type="spellStart"/>
-      <w:r>
-        <w:t>grandísima</w:t>
-      </w:r>
-      <w:proofErr w:type="spellEnd"/>
-      <w:r>
-        <w:t>.</w:t>
+        <w:t>El camino es bastante peor porque moverse pegado a las paredes supone una penalización grandísima.</w:t>
       </w:r>
     </w:p>
     <w:p>
@@ -8766,318 +5675,7 @@
           <w:b/>
           <w:bCs/>
         </w:rPr>
-        <w:t>-</w:t>
-      </w:r>
-      <w:r>
-        <w:rPr>
-          <w:b/>
-          <w:bCs/>
-        </w:rPr>
-        <w:t xml:space="preserve">¿Tiene </w:t>
-      </w:r>
-      <w:proofErr w:type="spellStart"/>
-      <w:r>
-        <w:rPr>
-          <w:b/>
-          <w:bCs/>
-        </w:rPr>
-        <w:t>sentido</w:t>
-      </w:r>
-      <w:proofErr w:type="spellEnd"/>
-      <w:r>
-        <w:rPr>
-          <w:b/>
-          <w:bCs/>
-        </w:rPr>
-        <w:t xml:space="preserve"> </w:t>
-      </w:r>
-      <w:proofErr w:type="spellStart"/>
-      <w:r>
-        <w:rPr>
-          <w:b/>
-          <w:bCs/>
-        </w:rPr>
-        <w:t>implementar</w:t>
-      </w:r>
-      <w:proofErr w:type="spellEnd"/>
-      <w:r>
-        <w:rPr>
-          <w:b/>
-          <w:bCs/>
-        </w:rPr>
-        <w:t xml:space="preserve"> </w:t>
-      </w:r>
-      <w:proofErr w:type="spellStart"/>
-      <w:r>
-        <w:rPr>
-          <w:b/>
-          <w:bCs/>
-        </w:rPr>
-        <w:t>este</w:t>
-      </w:r>
-      <w:proofErr w:type="spellEnd"/>
-      <w:r>
-        <w:rPr>
-          <w:b/>
-          <w:bCs/>
-        </w:rPr>
-        <w:t xml:space="preserve"> </w:t>
-      </w:r>
-      <w:proofErr w:type="spellStart"/>
-      <w:r>
-        <w:rPr>
-          <w:b/>
-          <w:bCs/>
-        </w:rPr>
-        <w:t>sistema</w:t>
-      </w:r>
-      <w:proofErr w:type="spellEnd"/>
-      <w:r>
-        <w:rPr>
-          <w:b/>
-          <w:bCs/>
-        </w:rPr>
-        <w:t xml:space="preserve"> </w:t>
-      </w:r>
-      <w:proofErr w:type="spellStart"/>
-      <w:r>
-        <w:rPr>
-          <w:b/>
-          <w:bCs/>
-        </w:rPr>
-        <w:t>en</w:t>
-      </w:r>
-      <w:proofErr w:type="spellEnd"/>
-      <w:r>
-        <w:rPr>
-          <w:b/>
-          <w:bCs/>
-        </w:rPr>
-        <w:t xml:space="preserve"> el bot real? ¿</w:t>
-      </w:r>
-      <w:proofErr w:type="spellStart"/>
-      <w:r>
-        <w:rPr>
-          <w:b/>
-          <w:bCs/>
-        </w:rPr>
-        <w:t>Qué</w:t>
-      </w:r>
-      <w:proofErr w:type="spellEnd"/>
-      <w:r>
-        <w:rPr>
-          <w:b/>
-          <w:bCs/>
-        </w:rPr>
-        <w:t xml:space="preserve"> </w:t>
-      </w:r>
-      <w:proofErr w:type="spellStart"/>
-      <w:r>
-        <w:rPr>
-          <w:b/>
-          <w:bCs/>
-        </w:rPr>
-        <w:t>problema</w:t>
-      </w:r>
-      <w:proofErr w:type="spellEnd"/>
-      <w:r>
-        <w:rPr>
-          <w:b/>
-          <w:bCs/>
-        </w:rPr>
-        <w:t xml:space="preserve"> </w:t>
-      </w:r>
-      <w:proofErr w:type="spellStart"/>
-      <w:r>
-        <w:rPr>
-          <w:b/>
-          <w:bCs/>
-        </w:rPr>
-        <w:t>habría</w:t>
-      </w:r>
-      <w:proofErr w:type="spellEnd"/>
-      <w:r>
-        <w:rPr>
-          <w:b/>
-          <w:bCs/>
-        </w:rPr>
-        <w:t xml:space="preserve"> </w:t>
-      </w:r>
-      <w:proofErr w:type="spellStart"/>
-      <w:r>
-        <w:rPr>
-          <w:b/>
-          <w:bCs/>
-        </w:rPr>
-        <w:t>si</w:t>
-      </w:r>
-      <w:proofErr w:type="spellEnd"/>
-      <w:r>
-        <w:rPr>
-          <w:b/>
-          <w:bCs/>
-        </w:rPr>
-        <w:t xml:space="preserve"> el rival se </w:t>
-      </w:r>
-      <w:proofErr w:type="spellStart"/>
-      <w:r>
-        <w:rPr>
-          <w:b/>
-          <w:bCs/>
-        </w:rPr>
-        <w:t>mueve</w:t>
-      </w:r>
-      <w:proofErr w:type="spellEnd"/>
-      <w:r>
-        <w:rPr>
-          <w:b/>
-          <w:bCs/>
-        </w:rPr>
-        <w:t xml:space="preserve"> entre el </w:t>
-      </w:r>
-      <w:proofErr w:type="spellStart"/>
-      <w:r>
-        <w:rPr>
-          <w:b/>
-          <w:bCs/>
-        </w:rPr>
-        <w:t>momento</w:t>
-      </w:r>
-      <w:proofErr w:type="spellEnd"/>
-      <w:r>
-        <w:rPr>
-          <w:b/>
-          <w:bCs/>
-        </w:rPr>
-        <w:t xml:space="preserve"> </w:t>
-      </w:r>
-      <w:proofErr w:type="spellStart"/>
-      <w:r>
-        <w:rPr>
-          <w:b/>
-          <w:bCs/>
-        </w:rPr>
-        <w:t>en</w:t>
-      </w:r>
-      <w:proofErr w:type="spellEnd"/>
-      <w:r>
-        <w:rPr>
-          <w:b/>
-          <w:bCs/>
-        </w:rPr>
-        <w:t xml:space="preserve"> </w:t>
-      </w:r>
-      <w:proofErr w:type="spellStart"/>
-      <w:r>
-        <w:rPr>
-          <w:b/>
-          <w:bCs/>
-        </w:rPr>
-        <w:t>que</w:t>
-      </w:r>
-      <w:proofErr w:type="spellEnd"/>
-      <w:r>
-        <w:rPr>
-          <w:b/>
-          <w:bCs/>
-        </w:rPr>
-        <w:t xml:space="preserve"> se </w:t>
-      </w:r>
-      <w:proofErr w:type="spellStart"/>
-      <w:r>
-        <w:rPr>
-          <w:b/>
-          <w:bCs/>
-        </w:rPr>
-        <w:t>calcula</w:t>
-      </w:r>
-      <w:proofErr w:type="spellEnd"/>
-      <w:r>
-        <w:rPr>
-          <w:b/>
-          <w:bCs/>
-        </w:rPr>
-        <w:t xml:space="preserve"> la </w:t>
-      </w:r>
-      <w:proofErr w:type="spellStart"/>
-      <w:r>
-        <w:rPr>
-          <w:b/>
-          <w:bCs/>
-        </w:rPr>
-        <w:t>ruta</w:t>
-      </w:r>
-      <w:proofErr w:type="spellEnd"/>
-      <w:r>
-        <w:rPr>
-          <w:b/>
-          <w:bCs/>
-        </w:rPr>
-        <w:t xml:space="preserve"> y el </w:t>
-      </w:r>
-      <w:proofErr w:type="spellStart"/>
-      <w:r>
-        <w:rPr>
-          <w:b/>
-          <w:bCs/>
-        </w:rPr>
-        <w:t>momento</w:t>
-      </w:r>
-      <w:proofErr w:type="spellEnd"/>
-      <w:r>
-        <w:rPr>
-          <w:b/>
-          <w:bCs/>
-        </w:rPr>
-        <w:t xml:space="preserve"> </w:t>
-      </w:r>
-      <w:proofErr w:type="spellStart"/>
-      <w:r>
-        <w:rPr>
-          <w:b/>
-          <w:bCs/>
-        </w:rPr>
-        <w:t>en</w:t>
-      </w:r>
-      <w:proofErr w:type="spellEnd"/>
-      <w:r>
-        <w:rPr>
-          <w:b/>
-          <w:bCs/>
-        </w:rPr>
-        <w:t xml:space="preserve"> </w:t>
-      </w:r>
-      <w:proofErr w:type="spellStart"/>
-      <w:r>
-        <w:rPr>
-          <w:b/>
-          <w:bCs/>
-        </w:rPr>
-        <w:t>que</w:t>
-      </w:r>
-      <w:proofErr w:type="spellEnd"/>
-      <w:r>
-        <w:rPr>
-          <w:b/>
-          <w:bCs/>
-        </w:rPr>
-        <w:t xml:space="preserve"> se </w:t>
-      </w:r>
-      <w:proofErr w:type="spellStart"/>
-      <w:r>
-        <w:rPr>
-          <w:b/>
-          <w:bCs/>
-        </w:rPr>
-        <w:t>sigue</w:t>
-      </w:r>
-      <w:proofErr w:type="spellEnd"/>
-      <w:r>
-        <w:rPr>
-          <w:b/>
-          <w:bCs/>
-        </w:rPr>
-        <w:t>?</w:t>
+        <w:t>-¿Tiene sentido implementar este sistema en el bot real? ¿Qué problema habría si el rival se mueve entre el momento en que se calcula la ruta y el momento en que se sigue?</w:t>
       </w:r>
       <w:r>
         <w:rPr>
@@ -9087,69 +5685,8 @@
         <w:t xml:space="preserve">                                                                                            </w:t>
       </w:r>
       <w:r>
-        <w:t xml:space="preserve">El </w:t>
+        <w:t>El algoritmo asume un entorno estático si el rival se mueve el camino se vuelve obsoleto</w:t>
       </w:r>
-      <w:proofErr w:type="spellStart"/>
-      <w:r>
-        <w:t>algoritmo</w:t>
-      </w:r>
-      <w:proofErr w:type="spellEnd"/>
-      <w:r>
-        <w:t xml:space="preserve"> </w:t>
-      </w:r>
-      <w:proofErr w:type="spellStart"/>
-      <w:r>
-        <w:t>asume</w:t>
-      </w:r>
-      <w:proofErr w:type="spellEnd"/>
-      <w:r>
-        <w:t xml:space="preserve"> un </w:t>
-      </w:r>
-      <w:proofErr w:type="spellStart"/>
-      <w:r>
-        <w:t>entorno</w:t>
-      </w:r>
-      <w:proofErr w:type="spellEnd"/>
-      <w:r>
-        <w:t xml:space="preserve"> </w:t>
-      </w:r>
-      <w:proofErr w:type="spellStart"/>
-      <w:r>
-        <w:t>estático</w:t>
-      </w:r>
-      <w:proofErr w:type="spellEnd"/>
-      <w:r>
-        <w:t xml:space="preserve"> </w:t>
-      </w:r>
-      <w:proofErr w:type="spellStart"/>
-      <w:r>
-        <w:t>si</w:t>
-      </w:r>
-      <w:proofErr w:type="spellEnd"/>
-      <w:r>
-        <w:t xml:space="preserve"> el rival se </w:t>
-      </w:r>
-      <w:proofErr w:type="spellStart"/>
-      <w:r>
-        <w:t>mueve</w:t>
-      </w:r>
-      <w:proofErr w:type="spellEnd"/>
-      <w:r>
-        <w:t xml:space="preserve"> el camino se </w:t>
-      </w:r>
-      <w:proofErr w:type="spellStart"/>
-      <w:r>
-        <w:t>vuelve</w:t>
-      </w:r>
-      <w:proofErr w:type="spellEnd"/>
-      <w:r>
-        <w:t xml:space="preserve"> </w:t>
-      </w:r>
-      <w:proofErr w:type="spellStart"/>
-      <w:r>
-        <w:t>obsoleto</w:t>
-      </w:r>
-      <w:proofErr w:type="spellEnd"/>
       <w:r>
         <w:t>.</w:t>
       </w:r>
@@ -9157,47 +5694,7 @@
         <w:t xml:space="preserve"> </w:t>
       </w:r>
       <w:r>
-        <w:t xml:space="preserve">La arena es continua y no </w:t>
-      </w:r>
-      <w:proofErr w:type="spellStart"/>
-      <w:r>
-        <w:t>esta</w:t>
-      </w:r>
-      <w:proofErr w:type="spellEnd"/>
-      <w:r>
-        <w:t xml:space="preserve"> </w:t>
-      </w:r>
-      <w:proofErr w:type="spellStart"/>
-      <w:r>
-        <w:t>dividida</w:t>
-      </w:r>
-      <w:proofErr w:type="spellEnd"/>
-      <w:r>
-        <w:t xml:space="preserve"> </w:t>
-      </w:r>
-      <w:proofErr w:type="spellStart"/>
-      <w:r>
-        <w:t>en</w:t>
-      </w:r>
-      <w:proofErr w:type="spellEnd"/>
-      <w:r>
-        <w:t xml:space="preserve"> </w:t>
-      </w:r>
-      <w:proofErr w:type="spellStart"/>
-      <w:r>
-        <w:t>una</w:t>
-      </w:r>
-      <w:proofErr w:type="spellEnd"/>
-      <w:r>
-        <w:t xml:space="preserve"> base </w:t>
-      </w:r>
-      <w:proofErr w:type="spellStart"/>
-      <w:r>
-        <w:t>simplificada</w:t>
-      </w:r>
-      <w:proofErr w:type="spellEnd"/>
-      <w:r>
-        <w:t xml:space="preserve"> de 10x10.</w:t>
+        <w:t>La arena es continua y no esta dividida en una base simplificada de 10x10.</w:t>
       </w:r>
     </w:p>
     <w:p/>
@@ -9214,13 +5711,8 @@
       <w:pPr>
         <w:pStyle w:val="Ttulo1"/>
       </w:pPr>
-      <w:proofErr w:type="gramStart"/>
       <w:r>
-        <w:t>6. ¿</w:t>
-      </w:r>
-      <w:proofErr w:type="gramEnd"/>
-      <w:r>
-        <w:t>Qué sabe el bot?</w:t>
+        <w:t>6. ¿Qué sabe el bot?</w:t>
       </w:r>
     </w:p>
     <w:p>
@@ -9233,7 +5725,6 @@
         <w:pStyle w:val="Ttulo2"/>
       </w:pPr>
       <w:r>
-        <w:lastRenderedPageBreak/>
         <w:t>6.1. Hechos siempre disponibles (estado propio)</w:t>
       </w:r>
     </w:p>
@@ -9343,6 +5834,7 @@
               <w:rPr>
                 <w:sz w:val="18"/>
               </w:rPr>
+              <w:lastRenderedPageBreak/>
               <w:t>self.gun_heat</w:t>
             </w:r>
           </w:p>
@@ -9939,7 +6431,6 @@
         <w:rPr>
           <w:b/>
         </w:rPr>
-        <w:lastRenderedPageBreak/>
         <w:t xml:space="preserve">Coste de N = 8: </w:t>
       </w:r>
       <w:r>
@@ -9951,6 +6442,7 @@
         <w:pStyle w:val="Ttulo2"/>
       </w:pPr>
       <w:r>
+        <w:lastRenderedPageBreak/>
         <w:t>6.5. El radar: barrer o seguir</w:t>
       </w:r>
     </w:p>
@@ -10739,7 +7231,6 @@
               <w:rPr>
                 <w:sz w:val="18"/>
               </w:rPr>
-              <w:lastRenderedPageBreak/>
               <w:t>R12</w:t>
             </w:r>
           </w:p>
@@ -10874,6 +7365,7 @@
               <w:rPr>
                 <w:sz w:val="18"/>
               </w:rPr>
+              <w:lastRenderedPageBreak/>
               <w:t>R10</w:t>
             </w:r>
           </w:p>
@@ -11478,14 +7970,7 @@
               <w:rPr>
                 <w:sz w:val="18"/>
               </w:rPr>
-              <w:t xml:space="preserve">Hay dos formas de apuntarnos: a donde estamos y a donde estaremos si seguimos rectos. Con un periodo fijo de 10 turnos íbamos y volvíamos al mismo sitio justo en lo que tarda una bala (~18 turnos), y con los CSV comprobamos que un rival que </w:t>
-            </w:r>
-            <w:r>
-              <w:rPr>
-                <w:sz w:val="18"/>
-              </w:rPr>
-              <w:lastRenderedPageBreak/>
-              <w:t>disparase a "donde estamos" nos habría acertado el 60–75 % de las veces. Con tramos largos nos acierta el que predice en línea recta. Un intervalo al azar entre 8 turnos (~64 px) y 30 (~240 px) no le da un patrón a ninguno de los dos: un blanco predecible es el más fácil de acertar.</w:t>
+              <w:t>Hay dos formas de apuntarnos: a donde estamos y a donde estaremos si seguimos rectos. Con un periodo fijo de 10 turnos íbamos y volvíamos al mismo sitio justo en lo que tarda una bala (~18 turnos), y con los CSV comprobamos que un rival que disparase a "donde estamos" nos habría acertado el 60–75 % de las veces. Con tramos largos nos acierta el que predice en línea recta. Un intervalo al azar entre 8 turnos (~64 px) y 30 (~240 px) no le da un patrón a ninguno de los dos: un blanco predecible es el más fácil de acertar.</w:t>
             </w:r>
           </w:p>
         </w:tc>
@@ -11908,11 +8393,7 @@
     </w:p>
     <w:p>
       <w:r>
-        <w:t xml:space="preserve">El orden elegido va de lo urgente a lo rutinario: primero la supervivencia (R1), luego reaccionar a lo que nos acaba de pasar (R2 impacto, R3 pared), después la táctica según la distancia (R4, R5, R6) y por último la patrulla (R7). Un </w:t>
-      </w:r>
-      <w:r>
-        <w:lastRenderedPageBreak/>
-        <w:t>ejemplo: si nos dan una bala mientras estamos a más de 400 px, se activan R2 y R4; gana R2 porque salir de la línea de tiro es más urgente que acercarse; al turno siguiente R2 deja de cumplirse y volvemos a R4.</w:t>
+        <w:t>El orden elegido va de lo urgente a lo rutinario: primero la supervivencia (R1), luego reaccionar a lo que nos acaba de pasar (R2 impacto, R3 pared), después la táctica según la distancia (R4, R5, R6) y por último la patrulla (R7). Un ejemplo: si nos dan una bala mientras estamos a más de 400 px, se activan R2 y R4; gana R2 porque salir de la línea de tiro es más urgente que acercarse; al turno siguiente R2 deja de cumplirse y volvemos a R4.</w:t>
       </w:r>
     </w:p>
     <w:p>
@@ -11920,6 +8401,7 @@
         <w:pStyle w:val="Ttulo2"/>
       </w:pPr>
       <w:r>
+        <w:lastRenderedPageBreak/>
         <w:t>8.2. El caso "disparar" frente a "retirarse"</w:t>
       </w:r>
     </w:p>
@@ -12568,7 +9050,6 @@
     </w:p>
     <w:p>
       <w:r>
-        <w:lastRenderedPageBreak/>
         <w:t>Como cada turno termina con un único go(), el bot siempre envía una orden por turno: nunca se queda bloqueado esperando.</w:t>
       </w:r>
     </w:p>
@@ -12577,6 +9058,7 @@
         <w:pStyle w:val="Ttulo2"/>
       </w:pPr>
       <w:r>
+        <w:lastRenderedPageBreak/>
         <w:t>8.4. Cómo está implementado en el código</w:t>
       </w:r>
     </w:p>
@@ -12633,39 +9115,7 @@
         <w:t xml:space="preserve">Acciones: </w:t>
       </w:r>
       <w:r>
-        <w:t xml:space="preserve">Solo se usan las versiones set_ (no bloqueantes) y un único </w:t>
-      </w:r>
-      <w:proofErr w:type="gramStart"/>
-      <w:r>
-        <w:t>go(</w:t>
-      </w:r>
-      <w:proofErr w:type="gramEnd"/>
-      <w:r>
-        <w:t xml:space="preserve">) por turno, </w:t>
-      </w:r>
-      <w:proofErr w:type="spellStart"/>
-      <w:r>
-        <w:t>como</w:t>
-      </w:r>
-      <w:proofErr w:type="spellEnd"/>
-      <w:r>
-        <w:t xml:space="preserve"> </w:t>
-      </w:r>
-      <w:proofErr w:type="spellStart"/>
-      <w:r>
-        <w:t>recomienda</w:t>
-      </w:r>
-      <w:proofErr w:type="spellEnd"/>
-      <w:r>
-        <w:t xml:space="preserve"> el </w:t>
-      </w:r>
-      <w:proofErr w:type="spellStart"/>
-      <w:r>
-        <w:t>esqueleto</w:t>
-      </w:r>
-      <w:proofErr w:type="spellEnd"/>
-      <w:r>
-        <w:t>.</w:t>
+        <w:t>Solo se usan las versiones set_ (no bloqueantes) y un único go() por turno, como recomienda el esqueleto.</w:t>
       </w:r>
     </w:p>
     <w:p>
@@ -12696,15 +9146,7 @@
         <w:t>9</w:t>
       </w:r>
       <w:r>
-        <w:t xml:space="preserve">. </w:t>
-      </w:r>
-      <w:proofErr w:type="spellStart"/>
-      <w:r>
-        <w:t>Evaluación</w:t>
-      </w:r>
-      <w:proofErr w:type="spellEnd"/>
-      <w:r>
-        <w:t xml:space="preserve"> v0 vs v1:</w:t>
+        <w:t>. Evaluación v0 vs v1:</w:t>
       </w:r>
     </w:p>
     <w:p/>
@@ -12714,6 +9156,84 @@
           <w:u w:val="single"/>
         </w:rPr>
       </w:pPr>
+      <w:r>
+        <w:rPr>
+          <w:noProof/>
+          <w:u w:val="single"/>
+        </w:rPr>
+        <w:drawing>
+          <wp:inline distT="0" distB="0" distL="0" distR="0" wp14:anchorId="24F536B6" wp14:editId="6E40AC1F">
+            <wp:extent cx="6187976" cy="769687"/>
+            <wp:effectExtent l="0" t="0" r="3810" b="0"/>
+            <wp:docPr id="1007224929" name="Imagen 1"/>
+            <wp:cNvGraphicFramePr>
+              <a:graphicFrameLocks xmlns:a="http://schemas.openxmlformats.org/drawingml/2006/main" noChangeAspect="1"/>
+            </wp:cNvGraphicFramePr>
+            <a:graphic xmlns:a="http://schemas.openxmlformats.org/drawingml/2006/main">
+              <a:graphicData uri="http://schemas.openxmlformats.org/drawingml/2006/picture">
+                <pic:pic xmlns:pic="http://schemas.openxmlformats.org/drawingml/2006/picture">
+                  <pic:nvPicPr>
+                    <pic:cNvPr id="1007224929" name=""/>
+                    <pic:cNvPicPr/>
+                  </pic:nvPicPr>
+                  <pic:blipFill>
+                    <a:blip r:embed="rId9"/>
+                    <a:stretch>
+                      <a:fillRect/>
+                    </a:stretch>
+                  </pic:blipFill>
+                  <pic:spPr>
+                    <a:xfrm>
+                      <a:off x="0" y="0"/>
+                      <a:ext cx="6187976" cy="769687"/>
+                    </a:xfrm>
+                    <a:prstGeom prst="rect">
+                      <a:avLst/>
+                    </a:prstGeom>
+                  </pic:spPr>
+                </pic:pic>
+              </a:graphicData>
+            </a:graphic>
+          </wp:inline>
+        </w:drawing>
+      </w:r>
+    </w:p>
+    <w:p>
+      <w:pPr>
+        <w:rPr>
+          <w:u w:val="single"/>
+        </w:rPr>
+      </w:pPr>
+      <w:r>
+        <w:t xml:space="preserve">Se puede apreciar claramente una victoria arrolladora del bot v1 </w:t>
+      </w:r>
+      <w:r>
+        <w:t xml:space="preserve">dando a entender que los cambios hechos sobre v1 han sido </w:t>
+      </w:r>
+      <w:r>
+        <w:t xml:space="preserve">muy beneficiosos para la capacidad de combate del bot. </w:t>
+      </w:r>
+      <w:r>
+        <w:t>Con una acumulacion de 1682 puntos respecto a 0. 0 daños por embestidas dejando clara la superioridad táctica de v1 y su capacidad para ejercer daño de</w:t>
+      </w:r>
+      <w:r>
+        <w:t>sde</w:t>
+      </w:r>
+      <w:r>
+        <w:t xml:space="preserve"> la distancia</w:t>
+      </w:r>
+      <w:r>
+        <w:t>. E</w:t>
+      </w:r>
+      <w:r>
+        <w:t>l bonus por supervivencia debido a que v0 no le ha causado practicámente daño</w:t>
+      </w:r>
+      <w:r>
+        <w:t>.</w:t>
+      </w:r>
+      <w:r>
+        <w:t xml:space="preserve"> A nuestro parecer las mejoras cumplen sobresalientemente con el objetivo de la práctica.</w:t>
+      </w:r>
     </w:p>
     <w:sectPr>
       <w:pgSz w:w="12240" w:h="15840"/>
@@ -13903,6 +10423,7 @@
   <w:style w:type="character" w:default="1" w:styleId="Fuentedeprrafopredeter">
     <w:name w:val="Default Paragraph Font"/>
     <w:uiPriority w:val="1"/>
+    <w:semiHidden/>
     <w:unhideWhenUsed/>
   </w:style>
   <w:style w:type="table" w:default="1" w:styleId="Tablanormal">
